--- a/tests/corpus_v2/docs/cx_loan_0014.docx
+++ b/tests/corpus_v2/docs/cx_loan_0014.docx
@@ -21,7 +21,13 @@
         <w:rPr>
           <w:b/>
         </w:rPr>
-        <w:t xml:space="preserve">№ 63/2025-С</w:t>
+        <w:t xml:space="preserve">№ </w:t>
+      </w:r>
+      <w:r>
+        <w:rPr>
+          <w:b/>
+        </w:rPr>
+        <w:t xml:space="preserve">4/21</w:t>
       </w:r>
     </w:p>
     <w:p/>
@@ -33,7 +39,7 @@
         <w:t xml:space="preserve">     </w:t>
       </w:r>
       <w:r>
-        <w:t xml:space="preserve">«10» ноября 2023 г.</w:t>
+        <w:t xml:space="preserve">10 декабря 2023 г.</w:t>
       </w:r>
     </w:p>
     <w:p/>
@@ -90,10 +96,10 @@
         <w:t xml:space="preserve">, именуемая в дальнейшем «Заёмщик»</w:t>
       </w:r>
       <w:r>
-        <w:t xml:space="preserve">, с другой стороны, совместно именуемые «Стороны», заключили настоящий </w:t>
-      </w:r>
-      <w:r>
-        <w:t xml:space="preserve">Договор № 6/2025-А</w:t>
+        <w:t xml:space="preserve">, с другой стороны, совместно именуемые «Стороны», заключили настоящий Договор № </w:t>
+      </w:r>
+      <w:r>
+        <w:t xml:space="preserve">16018/694-сс</w:t>
       </w:r>
       <w:r>
         <w:t xml:space="preserve"> (далее — Договор) о нижеследующем:</w:t>
@@ -124,7 +130,13 @@
         <w:t xml:space="preserve">Сумма займа: </w:t>
       </w:r>
       <w:r>
-        <w:t xml:space="preserve">не менее 50 000 (Пятидесяти тысяч) рублей</w:t>
+        <w:t xml:space="preserve">687 000 (Шестьсот восемьдесят семь тысяч) руб. 00 копеек</w:t>
+      </w:r>
+      <w:r>
+        <w:t xml:space="preserve">, в т.ч. НДС </w:t>
+      </w:r>
+      <w:r>
+        <w:t xml:space="preserve">18%</w:t>
       </w:r>
       <w:r>
         <w:t xml:space="preserve">. Заём считается возвращённым в момент зачисления денежных средств на счёт Займодавца.</w:t>
@@ -138,7 +150,13 @@
         <w:t xml:space="preserve">Ставка за пользование займом: </w:t>
       </w:r>
       <w:r>
-        <w:t xml:space="preserve">1/300 ключевой ставки ЦБ РФ</w:t>
+        <w:t xml:space="preserve">15 (пятнадцать) процентов от цены Договора</w:t>
+      </w:r>
+      <w:r>
+        <w:t xml:space="preserve">, но не более </w:t>
+      </w:r>
+      <w:r>
+        <w:t xml:space="preserve">15 (пятнадцать) процентов от цены Договора</w:t>
       </w:r>
       <w:r>
         <w:t xml:space="preserve">.</w:t>
@@ -152,7 +170,7 @@
         <w:t xml:space="preserve">Выдача займа производится траншами; </w:t>
       </w:r>
       <w:r>
-        <w:t xml:space="preserve">график выдачи траншей</w:t>
+        <w:t xml:space="preserve">размер каждого транша</w:t>
       </w:r>
       <w:r>
         <w:t xml:space="preserve"> согласуется Сторонами дополнительно.</w:t>
@@ -172,7 +190,7 @@
         <w:t xml:space="preserve">2.1. Общая цена Договора: </w:t>
       </w:r>
       <w:r>
-        <w:t xml:space="preserve">Сорок один миллион пятьсот девяносто две тысячи семьсот семьдесят один рубль 00 копеек</w:t>
+        <w:t xml:space="preserve">____ руб. (_____)_____ коп., включая НДС ___ руб. (_____)_____ коп.</w:t>
       </w:r>
       <w:r>
         <w:t xml:space="preserve">.</w:t>
@@ -183,7 +201,7 @@
         <w:t xml:space="preserve">2.2. Налог: </w:t>
       </w:r>
       <w:r>
-        <w:t xml:space="preserve">НДС 22%</w:t>
+        <w:t xml:space="preserve">1/130 ключевой ставки ЦБ РФ годовых</w:t>
       </w:r>
       <w:r>
         <w:t xml:space="preserve">.</w:t>
@@ -194,7 +212,7 @@
         <w:t xml:space="preserve">2.3. Срок оплаты — </w:t>
       </w:r>
       <w:r>
-        <w:t xml:space="preserve">3 рабочих дня</w:t>
+        <w:t xml:space="preserve">в течение семи дней с момента выставления счета</w:t>
       </w:r>
       <w:r>
         <w:t xml:space="preserve">.</w:t>
@@ -225,7 +243,7 @@
         <w:t xml:space="preserve">, артикул </w:t>
       </w:r>
       <w:r>
-        <w:t xml:space="preserve">RM-2806-91</w:t>
+        <w:t xml:space="preserve">RM-6238-83</w:t>
       </w:r>
       <w:r>
         <w:t xml:space="preserve">, код </w:t>
@@ -285,7 +303,13 @@
         <w:t xml:space="preserve">. Цена — </w:t>
       </w:r>
       <w:r>
-        <w:t xml:space="preserve">700 000 ₽</w:t>
+        <w:t xml:space="preserve">7 800 000,81 (Семь миллионов восемьсот тысяч) ₽</w:t>
+      </w:r>
+      <w:r>
+        <w:t xml:space="preserve">, </w:t>
+      </w:r>
+      <w:r>
+        <w:t xml:space="preserve">Без НДС</w:t>
       </w:r>
       <w:r>
         <w:t xml:space="preserve">.</w:t>
@@ -305,7 +329,7 @@
         <w:t xml:space="preserve">3.1. Место исполнения обязательств: </w:t>
       </w:r>
       <w:r>
-        <w:t xml:space="preserve">143000, г. Одинцово, ул. Пушкина, д. 34, кв. 104</w:t>
+        <w:t xml:space="preserve">443010, г. Самара, наб. Советская, д. 81, кв. 29</w:t>
       </w:r>
       <w:r>
         <w:t xml:space="preserve">.</w:t>
@@ -322,7 +346,7 @@
         <w:t xml:space="preserve"> по телефону </w:t>
       </w:r>
       <w:r>
-        <w:t xml:space="preserve">+7 (812) 644-34-19</w:t>
+        <w:t xml:space="preserve">+7 (846) 383-84-36</w:t>
       </w:r>
       <w:r>
         <w:t xml:space="preserve">.</w:t>
@@ -333,7 +357,7 @@
         <w:t xml:space="preserve">3.3. Срок исполнения обязательств — </w:t>
       </w:r>
       <w:r>
-        <w:t xml:space="preserve">не позднее 02.04.2026</w:t>
+        <w:t xml:space="preserve">в течение 12 месяцев со дня предъявления требования</w:t>
       </w:r>
       <w:r>
         <w:t xml:space="preserve">.</w:t>
@@ -364,13 +388,13 @@
         <w:t xml:space="preserve">Размер неустойки за нарушение сроков оплаты: </w:t>
       </w:r>
       <w:r>
-        <w:t xml:space="preserve">15 (пятнадцать) процентов</w:t>
+        <w:t xml:space="preserve">0,5 процента годовых</w:t>
       </w:r>
       <w:r>
         <w:t xml:space="preserve">. Предельный размер ответственности: </w:t>
       </w:r>
       <w:r>
-        <w:t xml:space="preserve">0,01 (одной сотой) % от цены Договора</w:t>
+        <w:t xml:space="preserve">1/300 ключевой ставки ЦБ РФ от цены Договора</w:t>
       </w:r>
       <w:r>
         <w:t xml:space="preserve">.</w:t>
@@ -392,7 +416,7 @@
         <w:t xml:space="preserve">Сторона, для которой создалась невозможность исполнения, обязана уведомить другую Сторону. Срок уведомления — </w:t>
       </w:r>
       <w:r>
-        <w:t xml:space="preserve">не более 12 месяцев с момента заключения кредитного договора</w:t>
+        <w:t xml:space="preserve">в течение тридцати рабочих дней с даты подписания Сторонами акта сдачи-приемки оказанных услуг</w:t>
       </w:r>
       <w:r>
         <w:t xml:space="preserve">.</w:t>
@@ -406,13 +430,81 @@
         <w:t xml:space="preserve">Все споры и разногласия решаются путём переговоров. Претензионный порядок обязателен, срок ответа на претензию — </w:t>
       </w:r>
       <w:r>
-        <w:t xml:space="preserve">в течение 5 банковских дней с даты подписания Сторонами акта сдачи-приемки оказанных услуг</w:t>
-      </w:r>
-      <w:r>
-        <w:t xml:space="preserve">.</w:t>
-      </w:r>
-    </w:p>
-    <w:p/>
+        <w:t xml:space="preserve">в течение 14 (Четырнадцати) банковских дней с момента выставления счета</w:t>
+      </w:r>
+      <w:r>
+        <w:t xml:space="preserve">.</w:t>
+      </w:r>
+    </w:p>
+    <w:p/>
+    <w:p/>
+    <w:p/>
+    <w:p>
+      <w:r>
+        <w:rPr>
+          <w:b/>
+        </w:rPr>
+        <w:t xml:space="preserve">9. КОНТРОЛЬНЫЕ ВЕЛИЧИНЫ</w:t>
+      </w:r>
+    </w:p>
+    <w:p>
+      <w:r>
+        <w:t xml:space="preserve">9.1. Контрольная запись: </w:t>
+      </w:r>
+      <w:r>
+        <w:rPr>
+          <w:b/>
+        </w:rPr>
+        <w:t xml:space="preserve">1/1</w:t>
+      </w:r>
+      <w:r>
+        <w:t xml:space="preserve">50 ключевой ставки ЦБ РФ от стоимости неоплаченных работ</w:t>
+      </w:r>
+      <w:r>
+        <w:t xml:space="preserve">.</w:t>
+      </w:r>
+    </w:p>
+    <w:p>
+      <w:r>
+        <w:t xml:space="preserve">9.2. Контрольная запись: </w:t>
+      </w:r>
+      <w:r>
+        <w:rPr>
+          <w:b/>
+        </w:rPr>
+        <w:t xml:space="preserve">не позднее 18.04.20</w:t>
+      </w:r>
+      <w:r>
+        <w:t xml:space="preserve">25</w:t>
+      </w:r>
+      <w:r>
+        <w:t xml:space="preserve">.</w:t>
+      </w:r>
+    </w:p>
+    <w:p>
+      <w:r>
+        <w:t xml:space="preserve">9.3. Контрольная запись: </w:t>
+      </w:r>
+      <w:r>
+        <w:t xml:space="preserve">05Ф-29574/22-465Д</w:t>
+      </w:r>
+      <w:r>
+        <w:t xml:space="preserve">.</w:t>
+      </w:r>
+    </w:p>
+    <w:p>
+      <w:r>
+        <w:t xml:space="preserve">9.4. Контрольная запись: </w:t>
+      </w:r>
+      <w:r>
+        <w:t xml:space="preserve">7800</w:t>
+        <w:br/>
+        <w:t xml:space="preserve">0000,0 (семьдесят восемь миллионов) RUB</w:t>
+      </w:r>
+      <w:r>
+        <w:t xml:space="preserve">.</w:t>
+      </w:r>
+    </w:p>
     <w:p/>
     <w:p/>
     <w:p>
@@ -429,7 +521,17 @@
       </w:r>
       <w:ins w:id="1" w:author="Юрист" w:date="2024-01-01T00:00:00Z">
         <w:r>
-          <w:t xml:space="preserve">3 000 RUB</w:t>
+          <w:t xml:space="preserve">Двести тридцать девять тысяч рублей</w:t>
+        </w:r>
+      </w:ins>
+      <w:ins w:id="2" w:author="Юрист" w:date="2024-01-01T00:00:00Z">
+        <w:r>
+          <w:t xml:space="preserve">, в т.ч. НДС </w:t>
+        </w:r>
+      </w:ins>
+      <w:ins w:id="3" w:author="Юрист" w:date="2024-01-01T00:00:00Z">
+        <w:r>
+          <w:t xml:space="preserve">18%</w:t>
         </w:r>
       </w:ins>
       <w:r>
@@ -444,12 +546,12 @@
         <w:sdtPr>
           <w:alias w:val="Поле формы"/>
           <w:tag w:val="v2"/>
-          <w:id w:val="2"/>
+          <w:id w:val="4"/>
           <w:text/>
         </w:sdtPr>
         <w:sdtContent>
           <w:r>
-            <w:t xml:space="preserve">в течение 3 рабочих дней с момента выставления счета</w:t>
+            <w:t xml:space="preserve">в течение 3 (Трёх) месяцев с момента подписания акта</w:t>
           </w:r>
         </w:sdtContent>
       </w:sdt>

--- a/tests/corpus_v2/docs/cx_loan_0014.docx
+++ b/tests/corpus_v2/docs/cx_loan_0014.docx
@@ -486,7 +486,13 @@
         <w:t xml:space="preserve">9.3. Контрольная запись: </w:t>
       </w:r>
       <w:r>
-        <w:t xml:space="preserve">05Ф-29574/22-465Д</w:t>
+        <w:rPr>
+          <w:b/>
+        </w:rPr>
+        <w:t xml:space="preserve">05Ф-29</w:t>
+      </w:r>
+      <w:r>
+        <w:t xml:space="preserve">574/22-465Д</w:t>
       </w:r>
       <w:r>
         <w:t xml:space="preserve">.</w:t>

--- a/tests/corpus_v2/docs/cx_loan_0014.docx
+++ b/tests/corpus_v2/docs/cx_loan_0014.docx
@@ -489,10 +489,10 @@
         <w:rPr>
           <w:b/>
         </w:rPr>
-        <w:t xml:space="preserve">05Ф-29</w:t>
-      </w:r>
-      <w:r>
-        <w:t xml:space="preserve">574/22-465Д</w:t>
+        <w:t xml:space="preserve">5/20</w:t>
+      </w:r>
+      <w:r>
+        <w:t xml:space="preserve">23-К</w:t>
       </w:r>
       <w:r>
         <w:t xml:space="preserve">.</w:t>
@@ -503,9 +503,9 @@
         <w:t xml:space="preserve">9.4. Контрольная запись: </w:t>
       </w:r>
       <w:r>
-        <w:t xml:space="preserve">7800</w:t>
+        <w:t xml:space="preserve">4740</w:t>
         <w:br/>
-        <w:t xml:space="preserve">0000,0 (семьдесят восемь миллионов) RUB</w:t>
+        <w:t xml:space="preserve">0000,0 (сорок семь миллионов четыреста тысяч) RUB</w:t>
       </w:r>
       <w:r>
         <w:t xml:space="preserve">.</w:t>

--- a/tests/corpus_v2/docs/cx_loan_0014.docx
+++ b/tests/corpus_v2/docs/cx_loan_0014.docx
@@ -72,7 +72,7 @@
         <w:t xml:space="preserve">паспорт </w:t>
       </w:r>
       <w:r>
-        <w:t xml:space="preserve">22 11 271415</w:t>
+        <w:t xml:space="preserve">04 10 545816</w:t>
       </w:r>
       <w:r>
         <w:t xml:space="preserve">, выдан </w:t>
@@ -300,10 +300,16 @@
         <w:t xml:space="preserve">МКАС при ТПП РФ</w:t>
       </w:r>
       <w:r>
+        <w:t xml:space="preserve">. Товар отгружается с сопроводительным документом паспорт качества № </w:t>
+      </w:r>
+      <w:r>
+        <w:t xml:space="preserve">97 14 977735</w:t>
+      </w:r>
+      <w:r>
         <w:t xml:space="preserve">. Цена — </w:t>
       </w:r>
       <w:r>
-        <w:t xml:space="preserve">7 800 000,81 (Семь миллионов восемьсот тысяч) ₽</w:t>
+        <w:t xml:space="preserve">66 100 000,04 (Шестьдесят шесть миллионов сто тысяч) ₽</w:t>
       </w:r>
       <w:r>
         <w:t xml:space="preserve">, </w:t>
@@ -329,7 +335,7 @@
         <w:t xml:space="preserve">3.1. Место исполнения обязательств: </w:t>
       </w:r>
       <w:r>
-        <w:t xml:space="preserve">443010, г. Самара, наб. Советская, д. 81, кв. 29</w:t>
+        <w:t xml:space="preserve">394000, г. Воронеж, наб. Мира, д. 36, кв. 150</w:t>
       </w:r>
       <w:r>
         <w:t xml:space="preserve">.</w:t>
@@ -346,7 +352,7 @@
         <w:t xml:space="preserve"> по телефону </w:t>
       </w:r>
       <w:r>
-        <w:t xml:space="preserve">+7 (846) 383-84-36</w:t>
+        <w:t xml:space="preserve">+7 (499) 203-43-61</w:t>
       </w:r>
       <w:r>
         <w:t xml:space="preserve">.</w:t>
@@ -357,7 +363,7 @@
         <w:t xml:space="preserve">3.3. Срок исполнения обязательств — </w:t>
       </w:r>
       <w:r>
-        <w:t xml:space="preserve">в течение 12 месяцев со дня предъявления требования</w:t>
+        <w:t xml:space="preserve">в течение 36 месяцев со дня предъявления требования</w:t>
       </w:r>
       <w:r>
         <w:t xml:space="preserve">.</w:t>
@@ -416,7 +422,7 @@
         <w:t xml:space="preserve">Сторона, для которой создалась невозможность исполнения, обязана уведомить другую Сторону. Срок уведомления — </w:t>
       </w:r>
       <w:r>
-        <w:t xml:space="preserve">в течение тридцати рабочих дней с даты подписания Сторонами акта сдачи-приемки оказанных услуг</w:t>
+        <w:t xml:space="preserve">в течение десяти рабочих дней с даты подписания Сторонами акта сдачи-приемки оказанных услуг</w:t>
       </w:r>
       <w:r>
         <w:t xml:space="preserve">.</w:t>
@@ -430,7 +436,7 @@
         <w:t xml:space="preserve">Все споры и разногласия решаются путём переговоров. Претензионный порядок обязателен, срок ответа на претензию — </w:t>
       </w:r>
       <w:r>
-        <w:t xml:space="preserve">в течение 14 (Четырнадцати) банковских дней с момента выставления счета</w:t>
+        <w:t xml:space="preserve">в течение 5 (Пяти) банковских дней с момента выставления счета</w:t>
       </w:r>
       <w:r>
         <w:t xml:space="preserve">.</w:t>
@@ -472,10 +478,10 @@
         <w:rPr>
           <w:b/>
         </w:rPr>
-        <w:t xml:space="preserve">не позднее 18.04.20</w:t>
-      </w:r>
-      <w:r>
-        <w:t xml:space="preserve">25</w:t>
+        <w:t xml:space="preserve">не позднее 02.04.20</w:t>
+      </w:r>
+      <w:r>
+        <w:t xml:space="preserve">26</w:t>
       </w:r>
       <w:r>
         <w:t xml:space="preserve">.</w:t>
@@ -489,10 +495,10 @@
         <w:rPr>
           <w:b/>
         </w:rPr>
-        <w:t xml:space="preserve">5/20</w:t>
-      </w:r>
-      <w:r>
-        <w:t xml:space="preserve">23-К</w:t>
+        <w:t xml:space="preserve">59/20</w:t>
+      </w:r>
+      <w:r>
+        <w:t xml:space="preserve">25-П</w:t>
       </w:r>
       <w:r>
         <w:t xml:space="preserve">.</w:t>
@@ -503,9 +509,9 @@
         <w:t xml:space="preserve">9.4. Контрольная запись: </w:t>
       </w:r>
       <w:r>
-        <w:t xml:space="preserve">4740</w:t>
+        <w:t xml:space="preserve">239</w:t>
         <w:br/>
-        <w:t xml:space="preserve">0000,0 (сорок семь миллионов четыреста тысяч) RUB</w:t>
+        <w:t xml:space="preserve">000,0 (двести тридцать девять тысяч) RUB</w:t>
       </w:r>
       <w:r>
         <w:t xml:space="preserve">.</w:t>
@@ -527,7 +533,7 @@
       </w:r>
       <w:ins w:id="1" w:author="Юрист" w:date="2024-01-01T00:00:00Z">
         <w:r>
-          <w:t xml:space="preserve">Двести тридцать девять тысяч рублей</w:t>
+          <w:t xml:space="preserve">Пятьсот десять тысяч рублей</w:t>
         </w:r>
       </w:ins>
       <w:ins w:id="2" w:author="Юрист" w:date="2024-01-01T00:00:00Z">
@@ -616,7 +622,7 @@
               <w:t xml:space="preserve">Адрес регистрации: </w:t>
             </w:r>
             <w:r>
-              <w:t xml:space="preserve">620014, г. Екатеринбург, наб. Заречная, д. 84, кв. 2</w:t>
+              <w:t xml:space="preserve">143000, г. Одинцово, пер. Тверская, д. 90, кв. 12</w:t>
             </w:r>
           </w:p>
           <w:p>
@@ -655,7 +661,7 @@
               <w:t xml:space="preserve">Тел.: </w:t>
             </w:r>
             <w:r>
-              <w:t xml:space="preserve">+7 (383) 376-99-15</w:t>
+              <w:t xml:space="preserve">+7 (846) 732-70-67</w:t>
             </w:r>
           </w:p>
           <w:p>
@@ -706,7 +712,7 @@
               <w:t xml:space="preserve">Адрес регистрации: </w:t>
             </w:r>
             <w:r>
-              <w:t xml:space="preserve">394000, г. Воронеж, бул. Космонавтов, д. 18, кв. 197</w:t>
+              <w:t xml:space="preserve">170100, г. Тверь, наб. Победы, д. 37, кв. 87</w:t>
             </w:r>
           </w:p>
           <w:p>
@@ -714,7 +720,7 @@
               <w:t xml:space="preserve">Паспорт </w:t>
             </w:r>
             <w:r>
-              <w:t xml:space="preserve">22 11 271415</w:t>
+              <w:t xml:space="preserve">04 10 545816</w:t>
             </w:r>
             <w:r>
               <w:t xml:space="preserve">, выдан ОУФМС России по Тверской области в Заволжском р-не 01.04.2019</w:t>
@@ -731,13 +737,13 @@
               <w:t xml:space="preserve">СНИЛС </w:t>
             </w:r>
             <w:r>
-              <w:t xml:space="preserve">446-776-144 24</w:t>
+              <w:t xml:space="preserve">776-144-254 21</w:t>
             </w:r>
             <w:r>
               <w:t xml:space="preserve"> ИНН </w:t>
             </w:r>
             <w:r>
-              <w:t xml:space="preserve">048857781534</w:t>
+              <w:t xml:space="preserve">857781544671</w:t>
             </w:r>
           </w:p>
           <w:p>
@@ -745,7 +751,7 @@
               <w:t xml:space="preserve">Тел.: </w:t>
             </w:r>
             <w:r>
-              <w:t xml:space="preserve">+7 (812) 795-46-53</w:t>
+              <w:t xml:space="preserve">+7 (812) 343-17-21</w:t>
             </w:r>
           </w:p>
           <w:p>
@@ -753,7 +759,7 @@
               <w:t xml:space="preserve">E-mail: </w:t>
             </w:r>
             <w:r>
-              <w:t xml:space="preserve">volkova@corp-tehno.ru</w:t>
+              <w:t xml:space="preserve">volkova@mail.ru</w:t>
             </w:r>
           </w:p>
           <w:p/>

--- a/tests/corpus_v2/docs/cx_loan_0014.docx
+++ b/tests/corpus_v2/docs/cx_loan_0014.docx
@@ -306,10 +306,46 @@
         <w:t xml:space="preserve">97 14 977735</w:t>
       </w:r>
       <w:r>
+        <w:t xml:space="preserve">. К партии приложен паспорт изделия № </w:t>
+      </w:r>
+      <w:r>
+        <w:t xml:space="preserve">82 20 032826</w:t>
+      </w:r>
+      <w:r>
+        <w:t xml:space="preserve">. Оборудование поставляется с паспортом транспортного средства № </w:t>
+      </w:r>
+      <w:r>
+        <w:t xml:space="preserve">95 21 925058</w:t>
+      </w:r>
+      <w:r>
+        <w:t xml:space="preserve">. Приёмка производится согласно техническому паспорту </w:t>
+      </w:r>
+      <w:r>
+        <w:t xml:space="preserve">15 21 290159</w:t>
+      </w:r>
+      <w:r>
+        <w:t xml:space="preserve">. СНИЛС не указан, номер заказа </w:t>
+      </w:r>
+      <w:r>
+        <w:t xml:space="preserve">803-598-866 26</w:t>
+      </w:r>
+      <w:r>
+        <w:t xml:space="preserve">. Дата рождения не проставлена, документ выдан </w:t>
+      </w:r>
+      <w:r>
+        <w:t xml:space="preserve">04.05.2021</w:t>
+      </w:r>
+      <w:r>
+        <w:t xml:space="preserve">. Код подразделения, см. артикул </w:t>
+      </w:r>
+      <w:r>
+        <w:t xml:space="preserve">297-934</w:t>
+      </w:r>
+      <w:r>
         <w:t xml:space="preserve">. Цена — </w:t>
       </w:r>
       <w:r>
-        <w:t xml:space="preserve">66 100 000,04 (Шестьдесят шесть миллионов сто тысяч) ₽</w:t>
+        <w:t xml:space="preserve">554 000,91 (Пятьсот пятьдесят четыре тысячи) ₽</w:t>
       </w:r>
       <w:r>
         <w:t xml:space="preserve">, </w:t>
@@ -335,7 +371,7 @@
         <w:t xml:space="preserve">3.1. Место исполнения обязательств: </w:t>
       </w:r>
       <w:r>
-        <w:t xml:space="preserve">394000, г. Воронеж, наб. Мира, д. 36, кв. 150</w:t>
+        <w:t xml:space="preserve">190000, г. Санкт-Петербург, просп. Советская, д. 88, кв. 104</w:t>
       </w:r>
       <w:r>
         <w:t xml:space="preserve">.</w:t>
@@ -352,7 +388,7 @@
         <w:t xml:space="preserve"> по телефону </w:t>
       </w:r>
       <w:r>
-        <w:t xml:space="preserve">+7 (499) 203-43-61</w:t>
+        <w:t xml:space="preserve">+7 (843) 870-16-38</w:t>
       </w:r>
       <w:r>
         <w:t xml:space="preserve">.</w:t>
@@ -363,7 +399,7 @@
         <w:t xml:space="preserve">3.3. Срок исполнения обязательств — </w:t>
       </w:r>
       <w:r>
-        <w:t xml:space="preserve">в течение 36 месяцев со дня предъявления требования</w:t>
+        <w:t xml:space="preserve">в течение 3 месяцев со дня предъявления требования</w:t>
       </w:r>
       <w:r>
         <w:t xml:space="preserve">.</w:t>
@@ -422,7 +458,7 @@
         <w:t xml:space="preserve">Сторона, для которой создалась невозможность исполнения, обязана уведомить другую Сторону. Срок уведомления — </w:t>
       </w:r>
       <w:r>
-        <w:t xml:space="preserve">в течение десяти рабочих дней с даты подписания Сторонами акта сдачи-приемки оказанных услуг</w:t>
+        <w:t xml:space="preserve">в течение трех рабочих дней с даты подписания Сторонами акта сдачи-приемки оказанных услуг</w:t>
       </w:r>
       <w:r>
         <w:t xml:space="preserve">.</w:t>
@@ -436,7 +472,7 @@
         <w:t xml:space="preserve">Все споры и разногласия решаются путём переговоров. Претензионный порядок обязателен, срок ответа на претензию — </w:t>
       </w:r>
       <w:r>
-        <w:t xml:space="preserve">в течение 5 (Пяти) банковских дней с момента выставления счета</w:t>
+        <w:t xml:space="preserve">в течение 30 (Тридцати) банковских дней с момента выставления счета</w:t>
       </w:r>
       <w:r>
         <w:t xml:space="preserve">.</w:t>
@@ -478,10 +514,10 @@
         <w:rPr>
           <w:b/>
         </w:rPr>
-        <w:t xml:space="preserve">не позднее 02.04.20</w:t>
-      </w:r>
-      <w:r>
-        <w:t xml:space="preserve">26</w:t>
+        <w:t xml:space="preserve">не позднее 12.12.20</w:t>
+      </w:r>
+      <w:r>
+        <w:t xml:space="preserve">25</w:t>
       </w:r>
       <w:r>
         <w:t xml:space="preserve">.</w:t>
@@ -495,10 +531,10 @@
         <w:rPr>
           <w:b/>
         </w:rPr>
-        <w:t xml:space="preserve">59/20</w:t>
-      </w:r>
-      <w:r>
-        <w:t xml:space="preserve">25-П</w:t>
+        <w:t xml:space="preserve">98/20</w:t>
+      </w:r>
+      <w:r>
+        <w:t xml:space="preserve">25-С</w:t>
       </w:r>
       <w:r>
         <w:t xml:space="preserve">.</w:t>
@@ -509,9 +545,9 @@
         <w:t xml:space="preserve">9.4. Контрольная запись: </w:t>
       </w:r>
       <w:r>
-        <w:t xml:space="preserve">239</w:t>
+        <w:t xml:space="preserve">722</w:t>
         <w:br/>
-        <w:t xml:space="preserve">000,0 (двести тридцать девять тысяч) RUB</w:t>
+        <w:t xml:space="preserve">000,9 (семьсот двадцать две тысячи) RUB</w:t>
       </w:r>
       <w:r>
         <w:t xml:space="preserve">.</w:t>
@@ -533,7 +569,7 @@
       </w:r>
       <w:ins w:id="1" w:author="Юрист" w:date="2024-01-01T00:00:00Z">
         <w:r>
-          <w:t xml:space="preserve">Пятьсот десять тысяч рублей</w:t>
+          <w:t xml:space="preserve">Сорок девять миллионов рублей</w:t>
         </w:r>
       </w:ins>
       <w:ins w:id="2" w:author="Юрист" w:date="2024-01-01T00:00:00Z">
@@ -563,7 +599,7 @@
         </w:sdtPr>
         <w:sdtContent>
           <w:r>
-            <w:t xml:space="preserve">в течение 3 (Трёх) месяцев с момента подписания акта</w:t>
+            <w:t xml:space="preserve">в течение 24 (Двадцати четырёх) месяцев с момента подписания акта</w:t>
           </w:r>
         </w:sdtContent>
       </w:sdt>
@@ -622,7 +658,7 @@
               <w:t xml:space="preserve">Адрес регистрации: </w:t>
             </w:r>
             <w:r>
-              <w:t xml:space="preserve">143000, г. Одинцово, пер. Тверская, д. 90, кв. 12</w:t>
+              <w:t xml:space="preserve">170100, г. Тверь, наб. Победы, д. 37, кв. 87</w:t>
             </w:r>
           </w:p>
           <w:p>
@@ -661,7 +697,7 @@
               <w:t xml:space="preserve">Тел.: </w:t>
             </w:r>
             <w:r>
-              <w:t xml:space="preserve">+7 (846) 732-70-67</w:t>
+              <w:t xml:space="preserve">+7 (812) 343-17-21</w:t>
             </w:r>
           </w:p>
           <w:p>
@@ -669,7 +705,7 @@
               <w:t xml:space="preserve">E-mail: </w:t>
             </w:r>
             <w:r>
-              <w:t xml:space="preserve">novikova@sibtrans.ru</w:t>
+              <w:t xml:space="preserve">novikova@mail.ru</w:t>
             </w:r>
           </w:p>
           <w:p/>
@@ -712,7 +748,7 @@
               <w:t xml:space="preserve">Адрес регистрации: </w:t>
             </w:r>
             <w:r>
-              <w:t xml:space="preserve">170100, г. Тверь, наб. Победы, д. 37, кв. 87</w:t>
+              <w:t xml:space="preserve">394000, г. Воронеж, просп. Садовая, д. 58, кв. 178</w:t>
             </w:r>
           </w:p>
           <w:p>
@@ -751,7 +787,7 @@
               <w:t xml:space="preserve">Тел.: </w:t>
             </w:r>
             <w:r>
-              <w:t xml:space="preserve">+7 (812) 343-17-21</w:t>
+              <w:t xml:space="preserve">+7 (843) 699-75-96</w:t>
             </w:r>
           </w:p>
           <w:p>
@@ -759,7 +795,7 @@
               <w:t xml:space="preserve">E-mail: </w:t>
             </w:r>
             <w:r>
-              <w:t xml:space="preserve">volkova@mail.ru</w:t>
+              <w:t xml:space="preserve">volkova@bk.ru</w:t>
             </w:r>
           </w:p>
           <w:p/>

--- a/tests/corpus_v2/docs/cx_loan_0014.docx
+++ b/tests/corpus_v2/docs/cx_loan_0014.docx
@@ -357,265 +357,120 @@
         <w:t xml:space="preserve">.</w:t>
       </w:r>
     </w:p>
-    <w:p/>
-    <w:p>
-      <w:r>
-        <w:rPr>
-          <w:b/>
-        </w:rPr>
-        <w:t xml:space="preserve">3. МЕСТО И СРОКИ ИСПОЛНЕНИЯ</w:t>
-      </w:r>
-    </w:p>
-    <w:p>
-      <w:r>
-        <w:t xml:space="preserve">3.1. Место исполнения обязательств: </w:t>
-      </w:r>
-      <w:r>
-        <w:t xml:space="preserve">190000, г. Санкт-Петербург, просп. Советская, д. 88, кв. 104</w:t>
-      </w:r>
-      <w:r>
-        <w:t xml:space="preserve">.</w:t>
-      </w:r>
-    </w:p>
-    <w:p>
-      <w:r>
-        <w:t xml:space="preserve">3.2. Уведомления направляются </w:t>
-      </w:r>
-      <w:r>
-        <w:t xml:space="preserve">Волковой Татьяне Олеговне</w:t>
-      </w:r>
-      <w:r>
-        <w:t xml:space="preserve"> по телефону </w:t>
-      </w:r>
-      <w:r>
-        <w:t xml:space="preserve">+7 (843) 870-16-38</w:t>
-      </w:r>
-      <w:r>
-        <w:t xml:space="preserve">.</w:t>
-      </w:r>
-    </w:p>
-    <w:p>
-      <w:r>
-        <w:t xml:space="preserve">3.3. Срок исполнения обязательств — </w:t>
-      </w:r>
-      <w:r>
-        <w:t xml:space="preserve">в течение 3 месяцев со дня предъявления требования</w:t>
-      </w:r>
-      <w:r>
-        <w:t xml:space="preserve">.</w:t>
-      </w:r>
-    </w:p>
-    <w:p/>
-    <w:p>
-      <w:r>
-        <w:rPr>
-          <w:b/>
-        </w:rPr>
-        <w:t xml:space="preserve">4. ПРОЧИЕ УСЛОВИЯ</w:t>
-      </w:r>
-    </w:p>
-    <w:p>
-      <w:r>
-        <w:t xml:space="preserve">4.1. </w:t>
-      </w:r>
-      <w:r>
-        <w:t xml:space="preserve">Стороны несут ответственность за неисполнение или ненадлежащее исполнение обязательств в соответствии с законодательством Российской Федерации.</w:t>
-      </w:r>
-    </w:p>
-    <w:p>
-      <w:r>
-        <w:t xml:space="preserve">4.2. </w:t>
-      </w:r>
-      <w:r>
-        <w:t xml:space="preserve">Размер неустойки за нарушение сроков оплаты: </w:t>
-      </w:r>
-      <w:r>
-        <w:t xml:space="preserve">0,5 процента годовых</w:t>
-      </w:r>
-      <w:r>
-        <w:t xml:space="preserve">. Предельный размер ответственности: </w:t>
-      </w:r>
-      <w:r>
-        <w:t xml:space="preserve">1/300 ключевой ставки ЦБ РФ от цены Договора</w:t>
-      </w:r>
-      <w:r>
-        <w:t xml:space="preserve">.</w:t>
-      </w:r>
-    </w:p>
-    <w:p>
-      <w:r>
-        <w:t xml:space="preserve">4.3. </w:t>
-      </w:r>
-      <w:r>
-        <w:t xml:space="preserve">Стороны освобождаются от ответственности при наступлении обстоятельств непреодолимой силы, если они прямо повлияли на исполнение обязательств.</w:t>
-      </w:r>
-    </w:p>
-    <w:p>
-      <w:r>
-        <w:t xml:space="preserve">4.4. </w:t>
-      </w:r>
-      <w:r>
-        <w:t xml:space="preserve">Сторона, для которой создалась невозможность исполнения, обязана уведомить другую Сторону. Срок уведомления — </w:t>
-      </w:r>
-      <w:r>
-        <w:t xml:space="preserve">в течение трех рабочих дней с даты подписания Сторонами акта сдачи-приемки оказанных услуг</w:t>
-      </w:r>
-      <w:r>
-        <w:t xml:space="preserve">.</w:t>
-      </w:r>
-    </w:p>
-    <w:p>
-      <w:r>
-        <w:t xml:space="preserve">4.5. </w:t>
-      </w:r>
-      <w:r>
-        <w:t xml:space="preserve">Все споры и разногласия решаются путём переговоров. Претензионный порядок обязателен, срок ответа на претензию — </w:t>
-      </w:r>
-      <w:r>
-        <w:t xml:space="preserve">в течение 30 (Тридцати) банковских дней с момента выставления счета</w:t>
-      </w:r>
-      <w:r>
-        <w:t xml:space="preserve">.</w:t>
-      </w:r>
-    </w:p>
-    <w:p/>
-    <w:p/>
-    <w:p/>
-    <w:p>
-      <w:r>
-        <w:rPr>
-          <w:b/>
-        </w:rPr>
-        <w:t xml:space="preserve">9. КОНТРОЛЬНЫЕ ВЕЛИЧИНЫ</w:t>
-      </w:r>
-    </w:p>
-    <w:p>
-      <w:r>
-        <w:t xml:space="preserve">9.1. Контрольная запись: </w:t>
-      </w:r>
-      <w:r>
-        <w:rPr>
-          <w:b/>
-        </w:rPr>
-        <w:t xml:space="preserve">1/1</w:t>
-      </w:r>
-      <w:r>
-        <w:t xml:space="preserve">50 ключевой ставки ЦБ РФ от стоимости неоплаченных работ</w:t>
-      </w:r>
-      <w:r>
-        <w:t xml:space="preserve">.</w:t>
-      </w:r>
-    </w:p>
-    <w:p>
-      <w:r>
-        <w:t xml:space="preserve">9.2. Контрольная запись: </w:t>
-      </w:r>
-      <w:r>
-        <w:rPr>
-          <w:b/>
-        </w:rPr>
-        <w:t xml:space="preserve">не позднее 12.12.20</w:t>
-      </w:r>
-      <w:r>
-        <w:t xml:space="preserve">25</w:t>
-      </w:r>
-      <w:r>
-        <w:t xml:space="preserve">.</w:t>
-      </w:r>
-    </w:p>
-    <w:p>
-      <w:r>
-        <w:t xml:space="preserve">9.3. Контрольная запись: </w:t>
-      </w:r>
-      <w:r>
-        <w:rPr>
-          <w:b/>
-        </w:rPr>
-        <w:t xml:space="preserve">98/20</w:t>
-      </w:r>
-      <w:r>
-        <w:t xml:space="preserve">25-С</w:t>
-      </w:r>
-      <w:r>
-        <w:t xml:space="preserve">.</w:t>
-      </w:r>
-    </w:p>
-    <w:p>
-      <w:r>
-        <w:t xml:space="preserve">9.4. Контрольная запись: </w:t>
-      </w:r>
-      <w:r>
-        <w:t xml:space="preserve">722</w:t>
-        <w:br/>
-        <w:t xml:space="preserve">000,9 (семьсот двадцать две тысячи) RUB</w:t>
-      </w:r>
-      <w:r>
-        <w:t xml:space="preserve">.</w:t>
-      </w:r>
-    </w:p>
-    <w:p/>
-    <w:p/>
-    <w:p>
-      <w:r>
-        <w:rPr>
-          <w:b/>
-        </w:rPr>
-        <w:t xml:space="preserve">11. УСЛОВИЯ, ОФОРМЛЕННЫЕ СРЕДСТВАМИ РЕДАКТОРА</w:t>
-      </w:r>
-    </w:p>
-    <w:p>
-      <w:r>
-        <w:t xml:space="preserve">11.1. Цена с учётом протокола разногласий: </w:t>
-      </w:r>
-      <w:ins w:id="1" w:author="Юрист" w:date="2024-01-01T00:00:00Z">
-        <w:r>
-          <w:t xml:space="preserve">Сорок девять миллионов рублей</w:t>
-        </w:r>
-      </w:ins>
-      <w:ins w:id="2" w:author="Юрист" w:date="2024-01-01T00:00:00Z">
-        <w:r>
-          <w:t xml:space="preserve">, в т.ч. НДС </w:t>
-        </w:r>
-      </w:ins>
-      <w:ins w:id="3" w:author="Юрист" w:date="2024-01-01T00:00:00Z">
-        <w:r>
-          <w:t xml:space="preserve">18%</w:t>
-        </w:r>
-      </w:ins>
-      <w:r>
-        <w:t xml:space="preserve">.</w:t>
-      </w:r>
-    </w:p>
-    <w:p>
-      <w:r>
-        <w:t xml:space="preserve">11.2. Срок (элемент формы): </w:t>
-      </w:r>
-      <w:sdt>
-        <w:sdtPr>
-          <w:alias w:val="Поле формы"/>
-          <w:tag w:val="v2"/>
-          <w:id w:val="4"/>
-          <w:text/>
-        </w:sdtPr>
-        <w:sdtContent>
-          <w:r>
-            <w:t xml:space="preserve">в течение 24 (Двадцати четырёх) месяцев с момента подписания акта</w:t>
-          </w:r>
-        </w:sdtContent>
-      </w:sdt>
-      <w:r>
-        <w:t xml:space="preserve">.</w:t>
-      </w:r>
-    </w:p>
-    <w:p>
-      <w:r>
-        <w:rPr>
-          <w:b/>
-        </w:rPr>
-        <w:t xml:space="preserve">РЕКВИЗИТЫ И ПОДПИСИ СТОРОН</w:t>
-      </w:r>
-    </w:p>
-    <w:p/>
+    <w:p>
+      <w:r>
+        <w:t xml:space="preserve">2.6. </w:t>
+      </w:r>
+      <w:r>
+        <w:t xml:space="preserve">Товар маркирован штрихкодом </w:t>
+      </w:r>
+      <w:r>
+        <w:t xml:space="preserve">4600326803519</w:t>
+      </w:r>
+      <w:r>
+        <w:t xml:space="preserve">. Код контрагента по ОКПО — </w:t>
+      </w:r>
+      <w:r>
+        <w:t xml:space="preserve">9558988227</w:t>
+      </w:r>
+      <w:r>
+        <w:t xml:space="preserve">. Оборудование учтено под инвентарным номером </w:t>
+      </w:r>
+      <w:r>
+        <w:t xml:space="preserve">046782096</w:t>
+      </w:r>
+      <w:r>
+        <w:t xml:space="preserve">, складской позиции присвоен номер </w:t>
+      </w:r>
+      <w:r>
+        <w:t xml:space="preserve">487072247</w:t>
+      </w:r>
+      <w:r>
+        <w:t xml:space="preserve">.</w:t>
+      </w:r>
+    </w:p>
+    <w:p>
+      <w:r>
+        <w:t xml:space="preserve">2.7. </w:t>
+      </w:r>
+      <w:r>
+        <w:t xml:space="preserve">Оплата по счёту-фактуре на КБК </w:t>
+      </w:r>
+      <w:r>
+        <w:t xml:space="preserve">18210101011011000116</w:t>
+      </w:r>
+      <w:r>
+        <w:t xml:space="preserve">. ИНН не присвоен, регистрационный № </w:t>
+      </w:r>
+      <w:r>
+        <w:t xml:space="preserve">0960651515</w:t>
+      </w:r>
+      <w:r>
+        <w:t xml:space="preserve">. ИНН не присвоен, платёжный документ № </w:t>
+      </w:r>
+      <w:r>
+        <w:t xml:space="preserve">043111616883</w:t>
+      </w:r>
+      <w:r>
+        <w:t xml:space="preserve">. Заказчик действует в лице </w:t>
+      </w:r>
+      <w:r>
+        <w:t xml:space="preserve">уполномоченного представителя</w:t>
+      </w:r>
+      <w:r>
+        <w:t xml:space="preserve">, назначаемого приказом.</w:t>
+      </w:r>
+    </w:p>
+    <w:p>
+      <w:r>
+        <w:t xml:space="preserve">2.8. </w:t>
+      </w:r>
+      <w:r>
+        <w:t xml:space="preserve">Массовая доля влаги в товаре — </w:t>
+      </w:r>
+      <w:r>
+        <w:t xml:space="preserve">не более 14 %</w:t>
+      </w:r>
+      <w:r>
+        <w:t xml:space="preserve">. Товар подлежит хранению </w:t>
+      </w:r>
+      <w:r>
+        <w:t xml:space="preserve">в течение 24 часов</w:t>
+      </w:r>
+      <w:r>
+        <w:t xml:space="preserve"> при температуре не выше +4 °C. Срок исковой давности по требованиям, вытекающим из Договора, составляет </w:t>
+      </w:r>
+      <w:r>
+        <w:t xml:space="preserve">в течение трёх лет</w:t>
+      </w:r>
+      <w:r>
+        <w:t xml:space="preserve">, как установлено статьёй 196 Гражданского кодекса Российской Федерации. Обработка данных ведётся согласно Федеральному закону от 27.07.2006 № 152-ФЗ </w:t>
+      </w:r>
+      <w:r>
+        <w:t xml:space="preserve">«О персональных данных»</w:t>
+      </w:r>
+      <w:r>
+        <w:t xml:space="preserve">. Товар поставляется под маркой </w:t>
+      </w:r>
+      <w:r>
+        <w:t xml:space="preserve">«Стандарт»</w:t>
+      </w:r>
+      <w:r>
+        <w:t xml:space="preserve">. Влажность определяется </w:t>
+      </w:r>
+      <w:r>
+        <w:t xml:space="preserve">по методу Кьельдаля</w:t>
+      </w:r>
+      <w:r>
+        <w:t xml:space="preserve">. Споры передаются на рассмотрение в Арбитражный суд </w:t>
+      </w:r>
+      <w:r>
+        <w:t xml:space="preserve">города Москвы</w:t>
+      </w:r>
+      <w:r>
+        <w:t xml:space="preserve">.</w:t>
+      </w:r>
+    </w:p>
     <w:tbl>
       <w:tblPr>
         <w:tblW w:w="9360" w:type="dxa"/>
@@ -639,82 +494,7 @@
           </w:tcPr>
           <w:p>
             <w:r>
-              <w:rPr>
-                <w:b/>
-              </w:rPr>
-              <w:t xml:space="preserve">Займодавец:</w:t>
-            </w:r>
-          </w:p>
-          <w:p>
-            <w:r>
-              <w:t xml:space="preserve">Индивидуальный предприниматель </w:t>
-            </w:r>
-            <w:r>
-              <w:t xml:space="preserve">Новикова Людмила Юрьевна</w:t>
-            </w:r>
-          </w:p>
-          <w:p>
-            <w:r>
-              <w:t xml:space="preserve">Адрес регистрации: </w:t>
-            </w:r>
-            <w:r>
-              <w:t xml:space="preserve">170100, г. Тверь, наб. Победы, д. 37, кв. 87</w:t>
-            </w:r>
-          </w:p>
-          <w:p>
-            <w:r>
-              <w:t xml:space="preserve">ИНН </w:t>
-            </w:r>
-            <w:r>
-              <w:t xml:space="preserve">990606340511</w:t>
-            </w:r>
-            <w:r>
-              <w:t xml:space="preserve"> ОГРНИП </w:t>
-            </w:r>
-            <w:r>
-              <w:t xml:space="preserve">319751344265536</w:t>
-            </w:r>
-          </w:p>
-          <w:p>
-            <w:r>
-              <w:t xml:space="preserve">р/с </w:t>
-            </w:r>
-            <w:r>
-              <w:t xml:space="preserve">40802810712616167821</w:t>
-            </w:r>
-            <w:r>
-              <w:t xml:space="preserve"> в АО «Альфа-Банк»</w:t>
-            </w:r>
-            <w:r>
-              <w:t xml:space="preserve">, БИК </w:t>
-            </w:r>
-            <w:r>
-              <w:t xml:space="preserve">044525593</w:t>
-            </w:r>
-          </w:p>
-          <w:p>
-            <w:r>
-              <w:t xml:space="preserve">Тел.: </w:t>
-            </w:r>
-            <w:r>
-              <w:t xml:space="preserve">+7 (812) 343-17-21</w:t>
-            </w:r>
-          </w:p>
-          <w:p>
-            <w:r>
-              <w:t xml:space="preserve">E-mail: </w:t>
-            </w:r>
-            <w:r>
-              <w:t xml:space="preserve">novikova@mail.ru</w:t>
-            </w:r>
-          </w:p>
-          <w:p/>
-          <w:p>
-            <w:r>
-              <w:t xml:space="preserve">ИП ______________ </w:t>
-            </w:r>
-            <w:r>
-              <w:t xml:space="preserve">Новикова Л. Ю.</w:t>
+              <w:t xml:space="preserve">8</w:t>
             </w:r>
           </w:p>
         </w:tc>
@@ -724,6 +504,379 @@
           </w:tcPr>
           <w:p>
             <w:r>
+              <w:t xml:space="preserve">9747829906</w:t>
+            </w:r>
+          </w:p>
+        </w:tc>
+      </w:tr>
+    </w:tbl>
+    <w:p/>
+    <w:p>
+      <w:r>
+        <w:rPr>
+          <w:b/>
+        </w:rPr>
+        <w:t xml:space="preserve">3. МЕСТО И СРОКИ ИСПОЛНЕНИЯ</w:t>
+      </w:r>
+    </w:p>
+    <w:p>
+      <w:r>
+        <w:t xml:space="preserve">3.1. Место исполнения обязательств: </w:t>
+      </w:r>
+      <w:r>
+        <w:t xml:space="preserve">101000, г. Москва, бул. Кутузовский, д. 58, кв. 124</w:t>
+      </w:r>
+      <w:r>
+        <w:t xml:space="preserve">.</w:t>
+      </w:r>
+    </w:p>
+    <w:p>
+      <w:r>
+        <w:t xml:space="preserve">3.2. Уведомления направляются </w:t>
+      </w:r>
+      <w:r>
+        <w:t xml:space="preserve">Волковой Татьяне Олеговне</w:t>
+      </w:r>
+      <w:r>
+        <w:t xml:space="preserve"> по телефону </w:t>
+      </w:r>
+      <w:r>
+        <w:t xml:space="preserve">+7 (499) 886-42-96</w:t>
+      </w:r>
+      <w:r>
+        <w:t xml:space="preserve">.</w:t>
+      </w:r>
+    </w:p>
+    <w:p>
+      <w:r>
+        <w:t xml:space="preserve">3.3. Срок исполнения обязательств — </w:t>
+      </w:r>
+      <w:r>
+        <w:t xml:space="preserve">в течение 12 месяцев со дня предъявления требования</w:t>
+      </w:r>
+      <w:r>
+        <w:t xml:space="preserve">.</w:t>
+      </w:r>
+    </w:p>
+    <w:p/>
+    <w:p>
+      <w:r>
+        <w:rPr>
+          <w:b/>
+        </w:rPr>
+        <w:t xml:space="preserve">4. ПРОЧИЕ УСЛОВИЯ</w:t>
+      </w:r>
+    </w:p>
+    <w:p>
+      <w:r>
+        <w:t xml:space="preserve">4.1. </w:t>
+      </w:r>
+      <w:r>
+        <w:t xml:space="preserve">Стороны несут ответственность за неисполнение или ненадлежащее исполнение обязательств в соответствии с законодательством Российской Федерации.</w:t>
+      </w:r>
+    </w:p>
+    <w:p>
+      <w:r>
+        <w:t xml:space="preserve">4.2. </w:t>
+      </w:r>
+      <w:r>
+        <w:t xml:space="preserve">Размер неустойки за нарушение сроков оплаты: </w:t>
+      </w:r>
+      <w:r>
+        <w:t xml:space="preserve">0,5 процента годовых</w:t>
+      </w:r>
+      <w:r>
+        <w:t xml:space="preserve">. Предельный размер ответственности: </w:t>
+      </w:r>
+      <w:r>
+        <w:t xml:space="preserve">1/300 ключевой ставки ЦБ РФ от цены Договора</w:t>
+      </w:r>
+      <w:r>
+        <w:t xml:space="preserve">.</w:t>
+      </w:r>
+    </w:p>
+    <w:p>
+      <w:r>
+        <w:t xml:space="preserve">4.3. </w:t>
+      </w:r>
+      <w:r>
+        <w:t xml:space="preserve">Стороны освобождаются от ответственности при наступлении обстоятельств непреодолимой силы, если они прямо повлияли на исполнение обязательств.</w:t>
+      </w:r>
+    </w:p>
+    <w:p>
+      <w:r>
+        <w:t xml:space="preserve">4.4. </w:t>
+      </w:r>
+      <w:r>
+        <w:t xml:space="preserve">Сторона, для которой создалась невозможность исполнения, обязана уведомить другую Сторону. Срок уведомления — </w:t>
+      </w:r>
+      <w:r>
+        <w:t xml:space="preserve">в течение четырнадцати рабочих дней с даты подписания Сторонами акта сдачи-приемки оказанных услуг</w:t>
+      </w:r>
+      <w:r>
+        <w:t xml:space="preserve">.</w:t>
+      </w:r>
+    </w:p>
+    <w:p>
+      <w:r>
+        <w:t xml:space="preserve">4.5. </w:t>
+      </w:r>
+      <w:r>
+        <w:t xml:space="preserve">Все споры и разногласия решаются путём переговоров. Претензионный порядок обязателен, срок ответа на претензию — </w:t>
+      </w:r>
+      <w:r>
+        <w:t xml:space="preserve">в течение 10 (Десяти) банковских дней с момента выставления счета</w:t>
+      </w:r>
+      <w:r>
+        <w:t xml:space="preserve">.</w:t>
+      </w:r>
+    </w:p>
+    <w:p/>
+    <w:p/>
+    <w:p/>
+    <w:p>
+      <w:r>
+        <w:rPr>
+          <w:b/>
+        </w:rPr>
+        <w:t xml:space="preserve">9. КОНТРОЛЬНЫЕ ВЕЛИЧИНЫ</w:t>
+      </w:r>
+    </w:p>
+    <w:p>
+      <w:r>
+        <w:t xml:space="preserve">9.1. Контрольная запись: </w:t>
+      </w:r>
+      <w:r>
+        <w:rPr>
+          <w:b/>
+        </w:rPr>
+        <w:t xml:space="preserve">1/1</w:t>
+      </w:r>
+      <w:r>
+        <w:t xml:space="preserve">50 ключевой ставки ЦБ РФ от стоимости неоплаченных работ</w:t>
+      </w:r>
+      <w:r>
+        <w:t xml:space="preserve">.</w:t>
+      </w:r>
+    </w:p>
+    <w:p>
+      <w:r>
+        <w:t xml:space="preserve">9.2. Контрольная запись: </w:t>
+      </w:r>
+      <w:r>
+        <w:rPr>
+          <w:b/>
+        </w:rPr>
+        <w:t xml:space="preserve">не позднее 02.02.20</w:t>
+      </w:r>
+      <w:r>
+        <w:t xml:space="preserve">25</w:t>
+      </w:r>
+      <w:r>
+        <w:t xml:space="preserve">.</w:t>
+      </w:r>
+    </w:p>
+    <w:p>
+      <w:r>
+        <w:t xml:space="preserve">9.3. Контрольная запись: </w:t>
+      </w:r>
+      <w:r>
+        <w:rPr>
+          <w:b/>
+        </w:rPr>
+        <w:t xml:space="preserve">96/20</w:t>
+      </w:r>
+      <w:r>
+        <w:t xml:space="preserve">25-С</w:t>
+      </w:r>
+      <w:r>
+        <w:t xml:space="preserve">.</w:t>
+      </w:r>
+    </w:p>
+    <w:p>
+      <w:r>
+        <w:t xml:space="preserve">9.4. Контрольная запись: </w:t>
+      </w:r>
+      <w:r>
+        <w:t xml:space="preserve">174</w:t>
+        <w:br/>
+        <w:t xml:space="preserve">0000,6 (один миллион семьсот сорок тысяч) RUB</w:t>
+      </w:r>
+      <w:r>
+        <w:t xml:space="preserve">.</w:t>
+      </w:r>
+    </w:p>
+    <w:p/>
+    <w:p/>
+    <w:p>
+      <w:r>
+        <w:rPr>
+          <w:b/>
+        </w:rPr>
+        <w:t xml:space="preserve">11. УСЛОВИЯ, ОФОРМЛЕННЫЕ СРЕДСТВАМИ РЕДАКТОРА</w:t>
+      </w:r>
+    </w:p>
+    <w:p>
+      <w:r>
+        <w:t xml:space="preserve">11.1. Цена с учётом протокола разногласий: </w:t>
+      </w:r>
+      <w:ins w:id="1" w:author="Юрист" w:date="2024-01-01T00:00:00Z">
+        <w:r>
+          <w:t xml:space="preserve">Шестьдесят миллионов девятьсот тысяч рублей</w:t>
+        </w:r>
+      </w:ins>
+      <w:ins w:id="2" w:author="Юрист" w:date="2024-01-01T00:00:00Z">
+        <w:r>
+          <w:t xml:space="preserve">, в т.ч. НДС </w:t>
+        </w:r>
+      </w:ins>
+      <w:ins w:id="3" w:author="Юрист" w:date="2024-01-01T00:00:00Z">
+        <w:r>
+          <w:t xml:space="preserve">18%</w:t>
+        </w:r>
+      </w:ins>
+      <w:r>
+        <w:t xml:space="preserve">.</w:t>
+      </w:r>
+    </w:p>
+    <w:p>
+      <w:r>
+        <w:t xml:space="preserve">11.2. Срок (элемент формы): </w:t>
+      </w:r>
+      <w:sdt>
+        <w:sdtPr>
+          <w:alias w:val="Поле формы"/>
+          <w:tag w:val="v2"/>
+          <w:id w:val="4"/>
+          <w:text/>
+        </w:sdtPr>
+        <w:sdtContent>
+          <w:r>
+            <w:t xml:space="preserve">в течение 36 (Тридцати шести) месяцев с момента подписания акта</w:t>
+          </w:r>
+        </w:sdtContent>
+      </w:sdt>
+      <w:r>
+        <w:t xml:space="preserve">.</w:t>
+      </w:r>
+    </w:p>
+    <w:p>
+      <w:r>
+        <w:rPr>
+          <w:b/>
+        </w:rPr>
+        <w:t xml:space="preserve">РЕКВИЗИТЫ И ПОДПИСИ СТОРОН</w:t>
+      </w:r>
+    </w:p>
+    <w:p/>
+    <w:tbl>
+      <w:tblPr>
+        <w:tblW w:w="9360" w:type="dxa"/>
+        <w:tblBorders>
+          <w:top w:val="single" w:sz="4" w:color="auto"/>
+          <w:left w:val="single" w:sz="4" w:color="auto"/>
+          <w:bottom w:val="single" w:sz="4" w:color="auto"/>
+          <w:right w:val="single" w:sz="4" w:color="auto"/>
+          <w:insideH w:val="single" w:sz="4" w:color="auto"/>
+          <w:insideV w:val="single" w:sz="4" w:color="auto"/>
+        </w:tblBorders>
+      </w:tblPr>
+      <w:tblGrid>
+        <w:gridCol w:w="4680"/>
+        <w:gridCol w:w="4680"/>
+      </w:tblGrid>
+      <w:tr>
+        <w:tc>
+          <w:tcPr>
+            <w:tcW w:w="4680" w:type="dxa"/>
+          </w:tcPr>
+          <w:p>
+            <w:r>
+              <w:rPr>
+                <w:b/>
+              </w:rPr>
+              <w:t xml:space="preserve">Займодавец:</w:t>
+            </w:r>
+          </w:p>
+          <w:p>
+            <w:r>
+              <w:t xml:space="preserve">Индивидуальный предприниматель </w:t>
+            </w:r>
+            <w:r>
+              <w:t xml:space="preserve">Новикова Людмила Юрьевна</w:t>
+            </w:r>
+          </w:p>
+          <w:p>
+            <w:r>
+              <w:t xml:space="preserve">Адрес регистрации: </w:t>
+            </w:r>
+            <w:r>
+              <w:t xml:space="preserve">190000, г. Санкт-Петербург, пер. Лесная, д. 7, кв. 117</w:t>
+            </w:r>
+          </w:p>
+          <w:p>
+            <w:r>
+              <w:t xml:space="preserve">ИНН </w:t>
+            </w:r>
+            <w:r>
+              <w:t xml:space="preserve">990606340511</w:t>
+            </w:r>
+            <w:r>
+              <w:t xml:space="preserve"> ОГРНИП </w:t>
+            </w:r>
+            <w:r>
+              <w:t xml:space="preserve">319751344265536</w:t>
+            </w:r>
+          </w:p>
+          <w:p>
+            <w:r>
+              <w:t xml:space="preserve">р/с </w:t>
+            </w:r>
+            <w:r>
+              <w:t xml:space="preserve">40802810712616167821</w:t>
+            </w:r>
+            <w:r>
+              <w:t xml:space="preserve"> в АО «Альфа-Банк»</w:t>
+            </w:r>
+            <w:r>
+              <w:t xml:space="preserve">, БИК </w:t>
+            </w:r>
+            <w:r>
+              <w:t xml:space="preserve">044525593</w:t>
+            </w:r>
+          </w:p>
+          <w:p>
+            <w:r>
+              <w:t xml:space="preserve">Тел.: </w:t>
+            </w:r>
+            <w:r>
+              <w:t xml:space="preserve">+7 (499) 124-72-28</w:t>
+            </w:r>
+          </w:p>
+          <w:p>
+            <w:r>
+              <w:t xml:space="preserve">E-mail: </w:t>
+            </w:r>
+            <w:r>
+              <w:t xml:space="preserve">novikova@mail.ru</w:t>
+            </w:r>
+          </w:p>
+          <w:p/>
+          <w:p>
+            <w:r>
+              <w:t xml:space="preserve">ИП ______________ </w:t>
+            </w:r>
+            <w:r>
+              <w:t xml:space="preserve">Новикова Л. Ю.</w:t>
+            </w:r>
+          </w:p>
+        </w:tc>
+        <w:tc>
+          <w:tcPr>
+            <w:tcW w:w="4680" w:type="dxa"/>
+          </w:tcPr>
+          <w:p>
+            <w:r>
               <w:rPr>
                 <w:b/>
               </w:rPr>
@@ -748,7 +901,7 @@
               <w:t xml:space="preserve">Адрес регистрации: </w:t>
             </w:r>
             <w:r>
-              <w:t xml:space="preserve">394000, г. Воронеж, просп. Садовая, д. 58, кв. 178</w:t>
+              <w:t xml:space="preserve">344002, г. Ростов-на-Дону, проезд Заречная, д. 45, кв. 130</w:t>
             </w:r>
           </w:p>
           <w:p>
@@ -787,7 +940,7 @@
               <w:t xml:space="preserve">Тел.: </w:t>
             </w:r>
             <w:r>
-              <w:t xml:space="preserve">+7 (843) 699-75-96</w:t>
+              <w:t xml:space="preserve">+7 (499) 105-43-61</w:t>
             </w:r>
           </w:p>
           <w:p>
@@ -795,7 +948,7 @@
               <w:t xml:space="preserve">E-mail: </w:t>
             </w:r>
             <w:r>
-              <w:t xml:space="preserve">volkova@bk.ru</w:t>
+              <w:t xml:space="preserve">volkova@yandex.ru</w:t>
             </w:r>
           </w:p>
           <w:p/>

--- a/tests/corpus_v2/docs/cx_loan_0014.docx
+++ b/tests/corpus_v2/docs/cx_loan_0014.docx
@@ -510,6 +510,93 @@
         </w:tc>
       </w:tr>
     </w:tbl>
+    <w:p>
+      <w:r>
+        <w:t xml:space="preserve">2.9. </w:t>
+      </w:r>
+      <w:r>
+        <w:t xml:space="preserve">Платёж по налогу перечисляется на код бюджетной классификации </w:t>
+      </w:r>
+      <w:r>
+        <w:t xml:space="preserve">182 101 010 110 110 001 10</w:t>
+      </w:r>
+      <w:r>
+        <w:t xml:space="preserve">, получатель — территориальный орган Федерального казначейства.</w:t>
+      </w:r>
+    </w:p>
+    <w:p>
+      <w:r>
+        <w:t xml:space="preserve">2.10. </w:t>
+      </w:r>
+      <w:r>
+        <w:t xml:space="preserve">Полномочия подтверждаются свидетельством о рождении, выдано </w:t>
+      </w:r>
+      <w:r>
+        <w:t xml:space="preserve">02.11.2019</w:t>
+      </w:r>
+      <w:r>
+        <w:t xml:space="preserve"> отделом ЗАГС.</w:t>
+      </w:r>
+    </w:p>
+    <w:tbl>
+      <w:tblPr>
+        <w:tblW w:w="9360" w:type="dxa"/>
+        <w:tblBorders>
+          <w:top w:val="single" w:sz="4" w:color="auto"/>
+          <w:left w:val="single" w:sz="4" w:color="auto"/>
+          <w:bottom w:val="single" w:sz="4" w:color="auto"/>
+          <w:right w:val="single" w:sz="4" w:color="auto"/>
+          <w:insideH w:val="single" w:sz="4" w:color="auto"/>
+          <w:insideV w:val="single" w:sz="4" w:color="auto"/>
+        </w:tblBorders>
+      </w:tblPr>
+      <w:tblGrid>
+        <w:gridCol w:w="4680"/>
+        <w:gridCol w:w="4680"/>
+      </w:tblGrid>
+      <w:tr>
+        <w:tc>
+          <w:tcPr>
+            <w:tcW w:w="4680" w:type="dxa"/>
+          </w:tcPr>
+          <w:p>
+            <w:r>
+              <w:t xml:space="preserve">9</w:t>
+            </w:r>
+          </w:p>
+        </w:tc>
+        <w:tc>
+          <w:tcPr>
+            <w:tcW w:w="4680" w:type="dxa"/>
+          </w:tcPr>
+          <w:p>
+            <w:r>
+              <w:t xml:space="preserve">РУБ.</w:t>
+            </w:r>
+          </w:p>
+        </w:tc>
+      </w:tr>
+    </w:tbl>
+    <w:p>
+      <w:r>
+        <w:t xml:space="preserve">2.11. </w:t>
+      </w:r>
+      <w:r>
+        <w:t xml:space="preserve">Поставке подлежит насос модели </w:t>
+      </w:r>
+      <w:r>
+        <w:t xml:space="preserve">ЭЦВ-6-10-80h</w:t>
+      </w:r>
+      <w:r>
+        <w:t xml:space="preserve"> и кабель марки </w:t>
+      </w:r>
+      <w:r>
+        <w:t xml:space="preserve">ВВГнг(А)-LSt</w:t>
+      </w:r>
+      <w:r>
+        <w:t xml:space="preserve">.</w:t>
+      </w:r>
+    </w:p>
     <w:p/>
     <w:p>
       <w:r>
@@ -524,7 +611,7 @@
         <w:t xml:space="preserve">3.1. Место исполнения обязательств: </w:t>
       </w:r>
       <w:r>
-        <w:t xml:space="preserve">101000, г. Москва, бул. Кутузовский, д. 58, кв. 124</w:t>
+        <w:t xml:space="preserve">394000, г. Воронеж, бул. Космонавтов, д. 18, кв. 197</w:t>
       </w:r>
       <w:r>
         <w:t xml:space="preserve">.</w:t>
@@ -541,7 +628,7 @@
         <w:t xml:space="preserve"> по телефону </w:t>
       </w:r>
       <w:r>
-        <w:t xml:space="preserve">+7 (499) 886-42-96</w:t>
+        <w:t xml:space="preserve">+7 (812) 795-46-53</w:t>
       </w:r>
       <w:r>
         <w:t xml:space="preserve">.</w:t>
@@ -552,7 +639,7 @@
         <w:t xml:space="preserve">3.3. Срок исполнения обязательств — </w:t>
       </w:r>
       <w:r>
-        <w:t xml:space="preserve">в течение 12 месяцев со дня предъявления требования</w:t>
+        <w:t xml:space="preserve">в течение 6 месяцев со дня предъявления требования</w:t>
       </w:r>
       <w:r>
         <w:t xml:space="preserve">.</w:t>
@@ -611,7 +698,7 @@
         <w:t xml:space="preserve">Сторона, для которой создалась невозможность исполнения, обязана уведомить другую Сторону. Срок уведомления — </w:t>
       </w:r>
       <w:r>
-        <w:t xml:space="preserve">в течение четырнадцати рабочих дней с даты подписания Сторонами акта сдачи-приемки оказанных услуг</w:t>
+        <w:t xml:space="preserve">в течение трех рабочих дней с даты подписания Сторонами акта сдачи-приемки оказанных услуг</w:t>
       </w:r>
       <w:r>
         <w:t xml:space="preserve">.</w:t>
@@ -625,7 +712,7 @@
         <w:t xml:space="preserve">Все споры и разногласия решаются путём переговоров. Претензионный порядок обязателен, срок ответа на претензию — </w:t>
       </w:r>
       <w:r>
-        <w:t xml:space="preserve">в течение 10 (Десяти) банковских дней с момента выставления счета</w:t>
+        <w:t xml:space="preserve">в течение 5 (Пяти) банковских дней с момента выставления счета</w:t>
       </w:r>
       <w:r>
         <w:t xml:space="preserve">.</w:t>
@@ -667,7 +754,7 @@
         <w:rPr>
           <w:b/>
         </w:rPr>
-        <w:t xml:space="preserve">не позднее 02.02.20</w:t>
+        <w:t xml:space="preserve">не позднее 24.11.20</w:t>
       </w:r>
       <w:r>
         <w:t xml:space="preserve">25</w:t>

--- a/tests/corpus_v2/docs/cx_loan_0014.docx
+++ b/tests/corpus_v2/docs/cx_loan_0014.docx
@@ -130,7 +130,7 @@
         <w:t xml:space="preserve">Сумма займа: </w:t>
       </w:r>
       <w:r>
-        <w:t xml:space="preserve">687 000 (Шестьсот восемьдесят семь тысяч) руб. 00 копеек</w:t>
+        <w:t xml:space="preserve">23 900 000 (Двадцать три миллиона девятьсот тысяч) руб. 00 копеек</w:t>
       </w:r>
       <w:r>
         <w:t xml:space="preserve">, в т.ч. НДС </w:t>
@@ -150,13 +150,13 @@
         <w:t xml:space="preserve">Ставка за пользование займом: </w:t>
       </w:r>
       <w:r>
-        <w:t xml:space="preserve">15 (пятнадцать) процентов от цены Договора</w:t>
+        <w:t xml:space="preserve">10 (десять) процентов от цены Договора</w:t>
       </w:r>
       <w:r>
         <w:t xml:space="preserve">, но не более </w:t>
       </w:r>
       <w:r>
-        <w:t xml:space="preserve">15 (пятнадцать) процентов от цены Договора</w:t>
+        <w:t xml:space="preserve">20 (двадцать) процентов от цены Договора</w:t>
       </w:r>
       <w:r>
         <w:t xml:space="preserve">.</w:t>
@@ -174,6 +174,101 @@
       </w:r>
       <w:r>
         <w:t xml:space="preserve"> согласуется Сторонами дополнительно.</w:t>
+      </w:r>
+    </w:p>
+    <w:p>
+      <w:r>
+        <w:t xml:space="preserve">1.5. </w:t>
+      </w:r>
+      <w:r>
+        <w:t xml:space="preserve">Партия сопровождается накладной формы ТОРГ-12 № </w:t>
+      </w:r>
+      <w:r>
+        <w:t xml:space="preserve">043463096</w:t>
+      </w:r>
+      <w:r>
+        <w:t xml:space="preserve">. Позиция учитывается в каталоге поставщика под номером </w:t>
+      </w:r>
+      <w:r>
+        <w:t xml:space="preserve">047283224</w:t>
+      </w:r>
+      <w:r>
+        <w:t xml:space="preserve">. Серийный номер агрегата — </w:t>
+      </w:r>
+      <w:r>
+        <w:t xml:space="preserve">042748950</w:t>
+      </w:r>
+      <w:r>
+        <w:t xml:space="preserve">.</w:t>
+      </w:r>
+    </w:p>
+    <w:p>
+      <w:r>
+        <w:t xml:space="preserve">1.6. </w:t>
+      </w:r>
+      <w:r>
+        <w:t xml:space="preserve">Расходы отражаются по коду цели </w:t>
+      </w:r>
+      <w:r>
+        <w:t xml:space="preserve">049692057</w:t>
+      </w:r>
+      <w:r>
+        <w:t xml:space="preserve">, предусмотренному приказом Минфина России № 157н. </w:t>
+      </w:r>
+      <w:r>
+        <w:t xml:space="preserve">БИК будет сообщён дополнительно, номер заявки — </w:t>
+      </w:r>
+      <w:r>
+        <w:t xml:space="preserve">040525204</w:t>
+      </w:r>
+      <w:r>
+        <w:t xml:space="preserve">.</w:t>
+      </w:r>
+    </w:p>
+    <w:p>
+      <w:r>
+        <w:t xml:space="preserve">1.7. </w:t>
+      </w:r>
+      <w:r>
+        <w:t xml:space="preserve">Учёт потребления ведётся по лицевому счёту </w:t>
+      </w:r>
+      <w:r>
+        <w:t xml:space="preserve">89063619274</w:t>
+      </w:r>
+      <w:r>
+        <w:t xml:space="preserve">. Спецификация зарегистрирована за номером </w:t>
+      </w:r>
+      <w:r>
+        <w:t xml:space="preserve">80891758605</w:t>
+      </w:r>
+      <w:r>
+        <w:t xml:space="preserve">. Счётчик имеет заводской номер </w:t>
+      </w:r>
+      <w:r>
+        <w:t xml:space="preserve">88065912445</w:t>
+      </w:r>
+      <w:r>
+        <w:t xml:space="preserve">.</w:t>
+      </w:r>
+    </w:p>
+    <w:p>
+      <w:r>
+        <w:t xml:space="preserve">1.8. </w:t>
+      </w:r>
+      <w:r>
+        <w:t xml:space="preserve">Сведения внесены в реестр за номером </w:t>
+      </w:r>
+      <w:r>
+        <w:t xml:space="preserve">89428694588</w:t>
+      </w:r>
+      <w:r>
+        <w:t xml:space="preserve">, как предусмотрено пунктом 2 статьи 434 Гражданского кодекса Российской Федерации. Уведомление о регистрации имеет исходящий № </w:t>
+      </w:r>
+      <w:r>
+        <w:t xml:space="preserve">80143609509</w:t>
+      </w:r>
+      <w:r>
+        <w:t xml:space="preserve">.</w:t>
       </w:r>
     </w:p>
     <w:p/>
@@ -243,7 +338,7 @@
         <w:t xml:space="preserve">, артикул </w:t>
       </w:r>
       <w:r>
-        <w:t xml:space="preserve">RM-6238-83</w:t>
+        <w:t xml:space="preserve">RM-9592-94</w:t>
       </w:r>
       <w:r>
         <w:t xml:space="preserve">, код </w:t>
@@ -303,49 +398,49 @@
         <w:t xml:space="preserve">. Товар отгружается с сопроводительным документом паспорт качества № </w:t>
       </w:r>
       <w:r>
-        <w:t xml:space="preserve">97 14 977735</w:t>
+        <w:t xml:space="preserve">87 25 541131</w:t>
       </w:r>
       <w:r>
         <w:t xml:space="preserve">. К партии приложен паспорт изделия № </w:t>
       </w:r>
       <w:r>
-        <w:t xml:space="preserve">82 20 032826</w:t>
+        <w:t xml:space="preserve">48 20 895329</w:t>
       </w:r>
       <w:r>
         <w:t xml:space="preserve">. Оборудование поставляется с паспортом транспортного средства № </w:t>
       </w:r>
       <w:r>
-        <w:t xml:space="preserve">95 21 925058</w:t>
+        <w:t xml:space="preserve">04 19 576902</w:t>
       </w:r>
       <w:r>
         <w:t xml:space="preserve">. Приёмка производится согласно техническому паспорту </w:t>
       </w:r>
       <w:r>
-        <w:t xml:space="preserve">15 21 290159</w:t>
+        <w:t xml:space="preserve">47 14 324758</w:t>
       </w:r>
       <w:r>
         <w:t xml:space="preserve">. СНИЛС не указан, номер заказа </w:t>
       </w:r>
       <w:r>
-        <w:t xml:space="preserve">803-598-866 26</w:t>
+        <w:t xml:space="preserve">311-404-944 40</w:t>
       </w:r>
       <w:r>
         <w:t xml:space="preserve">. Дата рождения не проставлена, документ выдан </w:t>
       </w:r>
       <w:r>
-        <w:t xml:space="preserve">04.05.2021</w:t>
+        <w:t xml:space="preserve">14.01.2024</w:t>
       </w:r>
       <w:r>
         <w:t xml:space="preserve">. Код подразделения, см. артикул </w:t>
       </w:r>
       <w:r>
-        <w:t xml:space="preserve">297-934</w:t>
+        <w:t xml:space="preserve">975-750</w:t>
       </w:r>
       <w:r>
         <w:t xml:space="preserve">. Цена — </w:t>
       </w:r>
       <w:r>
-        <w:t xml:space="preserve">554 000,91 (Пятьсот пятьдесят четыре тысячи) ₽</w:t>
+        <w:t xml:space="preserve">502 000,45 (Пятьсот две тысячи) ₽</w:t>
       </w:r>
       <w:r>
         <w:t xml:space="preserve">, </w:t>
@@ -365,25 +460,25 @@
         <w:t xml:space="preserve">Товар маркирован штрихкодом </w:t>
       </w:r>
       <w:r>
-        <w:t xml:space="preserve">4600326803519</w:t>
+        <w:t xml:space="preserve">4604400240511</w:t>
       </w:r>
       <w:r>
         <w:t xml:space="preserve">. Код контрагента по ОКПО — </w:t>
       </w:r>
       <w:r>
-        <w:t xml:space="preserve">9558988227</w:t>
+        <w:t xml:space="preserve">3760055268</w:t>
       </w:r>
       <w:r>
         <w:t xml:space="preserve">. Оборудование учтено под инвентарным номером </w:t>
       </w:r>
       <w:r>
-        <w:t xml:space="preserve">046782096</w:t>
+        <w:t xml:space="preserve">048990034</w:t>
       </w:r>
       <w:r>
         <w:t xml:space="preserve">, складской позиции присвоен номер </w:t>
       </w:r>
       <w:r>
-        <w:t xml:space="preserve">487072247</w:t>
+        <w:t xml:space="preserve">233347400</w:t>
       </w:r>
       <w:r>
         <w:t xml:space="preserve">.</w:t>
@@ -397,19 +492,19 @@
         <w:t xml:space="preserve">Оплата по счёту-фактуре на КБК </w:t>
       </w:r>
       <w:r>
-        <w:t xml:space="preserve">18210101011011000116</w:t>
+        <w:t xml:space="preserve">18210101011011000143</w:t>
       </w:r>
       <w:r>
         <w:t xml:space="preserve">. ИНН не присвоен, регистрационный № </w:t>
       </w:r>
       <w:r>
-        <w:t xml:space="preserve">0960651515</w:t>
+        <w:t xml:space="preserve">4550040914</w:t>
       </w:r>
       <w:r>
         <w:t xml:space="preserve">. ИНН не присвоен, платёжный документ № </w:t>
       </w:r>
       <w:r>
-        <w:t xml:space="preserve">043111616883</w:t>
+        <w:t xml:space="preserve">011540082796</w:t>
       </w:r>
       <w:r>
         <w:t xml:space="preserve">. Заказчик действует в лице </w:t>
@@ -429,7 +524,7 @@
         <w:t xml:space="preserve">Массовая доля влаги в товаре — </w:t>
       </w:r>
       <w:r>
-        <w:t xml:space="preserve">не более 14 %</w:t>
+        <w:t xml:space="preserve">не более 12 %</w:t>
       </w:r>
       <w:r>
         <w:t xml:space="preserve">. Товар подлежит хранению </w:t>
@@ -504,7 +599,7 @@
           </w:tcPr>
           <w:p>
             <w:r>
-              <w:t xml:space="preserve">9747829906</w:t>
+              <w:t xml:space="preserve">9619504740</w:t>
             </w:r>
           </w:p>
         </w:tc>
@@ -532,7 +627,7 @@
         <w:t xml:space="preserve">Полномочия подтверждаются свидетельством о рождении, выдано </w:t>
       </w:r>
       <w:r>
-        <w:t xml:space="preserve">02.11.2019</w:t>
+        <w:t xml:space="preserve">08.10.2012</w:t>
       </w:r>
       <w:r>
         <w:t xml:space="preserve"> отделом ЗАГС.</w:t>
@@ -561,7 +656,7 @@
           </w:tcPr>
           <w:p>
             <w:r>
-              <w:t xml:space="preserve">9</w:t>
+              <w:t xml:space="preserve">2</w:t>
             </w:r>
           </w:p>
         </w:tc>
@@ -611,7 +706,7 @@
         <w:t xml:space="preserve">3.1. Место исполнения обязательств: </w:t>
       </w:r>
       <w:r>
-        <w:t xml:space="preserve">394000, г. Воронеж, бул. Космонавтов, д. 18, кв. 197</w:t>
+        <w:t xml:space="preserve">190000, г. Санкт-Петербург, наб. Пушкина, д. 81, кв. 36</w:t>
       </w:r>
       <w:r>
         <w:t xml:space="preserve">.</w:t>
@@ -628,7 +723,7 @@
         <w:t xml:space="preserve"> по телефону </w:t>
       </w:r>
       <w:r>
-        <w:t xml:space="preserve">+7 (812) 795-46-53</w:t>
+        <w:t xml:space="preserve">+7 (843) 598-76-89</w:t>
       </w:r>
       <w:r>
         <w:t xml:space="preserve">.</w:t>
@@ -639,7 +734,111 @@
         <w:t xml:space="preserve">3.3. Срок исполнения обязательств — </w:t>
       </w:r>
       <w:r>
-        <w:t xml:space="preserve">в течение 6 месяцев со дня предъявления требования</w:t>
+        <w:t xml:space="preserve">в течение 24 месяцев со дня предъявления требования</w:t>
+      </w:r>
+      <w:r>
+        <w:t xml:space="preserve">.</w:t>
+      </w:r>
+    </w:p>
+    <w:p>
+      <w:r>
+        <w:t xml:space="preserve">3.4. </w:t>
+      </w:r>
+      <w:r>
+        <w:t xml:space="preserve">Финансирование ведётся за счёт средств бюджета, КБК </w:t>
+      </w:r>
+      <w:r>
+        <w:t xml:space="preserve">18265373729013403678</w:t>
+      </w:r>
+      <w:r>
+        <w:t xml:space="preserve">. Прибор учёта (счётчик) № </w:t>
+      </w:r>
+      <w:r>
+        <w:t xml:space="preserve">39257872924735421996</w:t>
+      </w:r>
+      <w:r>
+        <w:t xml:space="preserve">.</w:t>
+      </w:r>
+    </w:p>
+    <w:p>
+      <w:r>
+        <w:t xml:space="preserve">3.5. </w:t>
+      </w:r>
+      <w:r>
+        <w:t xml:space="preserve">Счёт на оплату выставляется с уникальным идентификатором начисления </w:t>
+      </w:r>
+      <w:r>
+        <w:t xml:space="preserve">18209046046506324339</w:t>
+      </w:r>
+      <w:r>
+        <w:t xml:space="preserve">. Номер счёта-проформы — </w:t>
+      </w:r>
+      <w:r>
+        <w:t xml:space="preserve">77806664249289105946</w:t>
+      </w:r>
+      <w:r>
+        <w:t xml:space="preserve">. В силу статьи 855 Гражданского кодекса Российской Федерации списание со счёта ведётся по коду вида дохода </w:t>
+      </w:r>
+      <w:r>
+        <w:t xml:space="preserve">18210965517255695276</w:t>
+      </w:r>
+      <w:r>
+        <w:t xml:space="preserve">.</w:t>
+      </w:r>
+    </w:p>
+    <w:p>
+      <w:r>
+        <w:t xml:space="preserve">3.6. </w:t>
+      </w:r>
+      <w:r>
+        <w:t xml:space="preserve">ИНН у иностранного контрагента отсутствует, номер в торговом реестре — </w:t>
+      </w:r>
+      <w:r>
+        <w:t xml:space="preserve">9747829906</w:t>
+      </w:r>
+      <w:r>
+        <w:t xml:space="preserve">. ИНН приводится в приложении; номер спецификации — </w:t>
+      </w:r>
+      <w:r>
+        <w:t xml:space="preserve">8576245969</w:t>
+      </w:r>
+      <w:r>
+        <w:t xml:space="preserve">. Постановка на учёт производится по статье 84 Налогового кодекса Российской Федерации, решение № </w:t>
+      </w:r>
+      <w:r>
+        <w:t xml:space="preserve">9664780056</w:t>
+      </w:r>
+      <w:r>
+        <w:t xml:space="preserve">.</w:t>
+      </w:r>
+    </w:p>
+    <w:p>
+      <w:r>
+        <w:t xml:space="preserve">3.7. </w:t>
+      </w:r>
+      <w:r>
+        <w:t xml:space="preserve">Партии присвоен номер прослеживаемости </w:t>
+      </w:r>
+      <w:r>
+        <w:t xml:space="preserve">5747356031</w:t>
+      </w:r>
+      <w:r>
+        <w:t xml:space="preserve">. Массовая доля примеси в товаре — не более </w:t>
+      </w:r>
+      <w:r>
+        <w:t xml:space="preserve">0,2 %</w:t>
+      </w:r>
+      <w:r>
+        <w:t xml:space="preserve">. Прибор имеет погрешность не более </w:t>
+      </w:r>
+      <w:r>
+        <w:t xml:space="preserve">0,2 %</w:t>
+      </w:r>
+      <w:r>
+        <w:t xml:space="preserve">. Оборудованию присвоен заводской номер </w:t>
+      </w:r>
+      <w:r>
+        <w:t xml:space="preserve">7525331020</w:t>
       </w:r>
       <w:r>
         <w:t xml:space="preserve">.</w:t>
@@ -698,7 +897,7 @@
         <w:t xml:space="preserve">Сторона, для которой создалась невозможность исполнения, обязана уведомить другую Сторону. Срок уведомления — </w:t>
       </w:r>
       <w:r>
-        <w:t xml:space="preserve">в течение трех рабочих дней с даты подписания Сторонами акта сдачи-приемки оказанных услуг</w:t>
+        <w:t xml:space="preserve">в течение тридцати рабочих дней с даты подписания Сторонами акта сдачи-приемки оказанных услуг</w:t>
       </w:r>
       <w:r>
         <w:t xml:space="preserve">.</w:t>
@@ -712,7 +911,125 @@
         <w:t xml:space="preserve">Все споры и разногласия решаются путём переговоров. Претензионный порядок обязателен, срок ответа на претензию — </w:t>
       </w:r>
       <w:r>
-        <w:t xml:space="preserve">в течение 5 (Пяти) банковских дней с момента выставления счета</w:t>
+        <w:t xml:space="preserve">в течение 30 (Тридцати) банковских дней с момента выставления счета</w:t>
+      </w:r>
+      <w:r>
+        <w:t xml:space="preserve">.</w:t>
+      </w:r>
+    </w:p>
+    <w:p>
+      <w:r>
+        <w:t xml:space="preserve">4.6. </w:t>
+      </w:r>
+      <w:r>
+        <w:t xml:space="preserve">ИНН физического лица не указан; номер лицевого счёта абонента — </w:t>
+      </w:r>
+      <w:r>
+        <w:t xml:space="preserve">762147195538</w:t>
+      </w:r>
+      <w:r>
+        <w:t xml:space="preserve">. ИНН см. приложение; номенклатурный код — </w:t>
+      </w:r>
+      <w:r>
+        <w:t xml:space="preserve">560858208384</w:t>
+      </w:r>
+      <w:r>
+        <w:t xml:space="preserve">. В силу статьи 86 Налогового кодекса Российской Федерации ИНН запрашивается налоговым органом; номер запроса — </w:t>
+      </w:r>
+      <w:r>
+        <w:t xml:space="preserve">582105038962</w:t>
+      </w:r>
+      <w:r>
+        <w:t xml:space="preserve">.</w:t>
+      </w:r>
+    </w:p>
+    <w:p>
+      <w:r>
+        <w:t xml:space="preserve">4.7. </w:t>
+      </w:r>
+      <w:r>
+        <w:t xml:space="preserve">Товарная накладная на партию имеет номер </w:t>
+      </w:r>
+      <w:r>
+        <w:t xml:space="preserve">289811091196</w:t>
+      </w:r>
+      <w:r>
+        <w:t xml:space="preserve">. Заводской номер контрольного модуля — </w:t>
+      </w:r>
+      <w:r>
+        <w:t xml:space="preserve">195232219649</w:t>
+      </w:r>
+      <w:r>
+        <w:t xml:space="preserve">. Уклон кровли поставляемого сооружения — </w:t>
+      </w:r>
+      <w:r>
+        <w:t xml:space="preserve">9 %</w:t>
+      </w:r>
+      <w:r>
+        <w:t xml:space="preserve">.</w:t>
+      </w:r>
+    </w:p>
+    <w:p>
+      <w:r>
+        <w:t xml:space="preserve">4.8. </w:t>
+      </w:r>
+      <w:r>
+        <w:t xml:space="preserve">Предельная доля иностранного участия в уставном капитале установлена законом и составляет </w:t>
+      </w:r>
+      <w:r>
+        <w:t xml:space="preserve">20 %</w:t>
+      </w:r>
+      <w:r>
+        <w:t xml:space="preserve"> в силу Федерального закона об иностранных инвестициях. В приложении № 3 указана допустимая доля брака — </w:t>
+      </w:r>
+      <w:r>
+        <w:t xml:space="preserve">2,6 %</w:t>
+      </w:r>
+      <w:r>
+        <w:t xml:space="preserve">.</w:t>
+      </w:r>
+    </w:p>
+    <w:p>
+      <w:r>
+        <w:t xml:space="preserve">4.9. </w:t>
+      </w:r>
+      <w:r>
+        <w:t xml:space="preserve">Изготовитель установил срок годности </w:t>
+      </w:r>
+      <w:r>
+        <w:t xml:space="preserve">в течение 18 месяцев</w:t>
+      </w:r>
+      <w:r>
+        <w:t xml:space="preserve"> с даты изготовления. Бетонная смесь выдерживается </w:t>
+      </w:r>
+      <w:r>
+        <w:t xml:space="preserve">в течение 48 часов</w:t>
+      </w:r>
+      <w:r>
+        <w:t xml:space="preserve"> при положительной температуре.</w:t>
+      </w:r>
+    </w:p>
+    <w:p>
+      <w:r>
+        <w:t xml:space="preserve">4.10. </w:t>
+      </w:r>
+      <w:r>
+        <w:t xml:space="preserve">Требования к качеству работ могут быть предъявлены </w:t>
+      </w:r>
+      <w:r>
+        <w:t xml:space="preserve">в течение одного года</w:t>
+      </w:r>
+      <w:r>
+        <w:t xml:space="preserve"> в силу статьи 725 Гражданского кодекса Российской Федерации. Поставщик работает на рынке </w:t>
+      </w:r>
+      <w:r>
+        <w:t xml:space="preserve">в течение 11 лет</w:t>
+      </w:r>
+      <w:r>
+        <w:t xml:space="preserve">. Отчётный период по Договору завершается </w:t>
+      </w:r>
+      <w:r>
+        <w:t xml:space="preserve">не позднее 10.02.2028</w:t>
       </w:r>
       <w:r>
         <w:t xml:space="preserve">.</w:t>
@@ -754,10 +1071,10 @@
         <w:rPr>
           <w:b/>
         </w:rPr>
-        <w:t xml:space="preserve">не позднее 24.11.20</w:t>
-      </w:r>
-      <w:r>
-        <w:t xml:space="preserve">25</w:t>
+        <w:t xml:space="preserve">не позднее 07.11.20</w:t>
+      </w:r>
+      <w:r>
+        <w:t xml:space="preserve">26</w:t>
       </w:r>
       <w:r>
         <w:t xml:space="preserve">.</w:t>
@@ -771,10 +1088,10 @@
         <w:rPr>
           <w:b/>
         </w:rPr>
-        <w:t xml:space="preserve">96/20</w:t>
-      </w:r>
-      <w:r>
-        <w:t xml:space="preserve">25-С</w:t>
+        <w:t xml:space="preserve">13/20</w:t>
+      </w:r>
+      <w:r>
+        <w:t xml:space="preserve">24-С</w:t>
       </w:r>
       <w:r>
         <w:t xml:space="preserve">.</w:t>
@@ -785,9 +1102,9 @@
         <w:t xml:space="preserve">9.4. Контрольная запись: </w:t>
       </w:r>
       <w:r>
-        <w:t xml:space="preserve">174</w:t>
+        <w:t xml:space="preserve">8560</w:t>
         <w:br/>
-        <w:t xml:space="preserve">0000,6 (один миллион семьсот сорок тысяч) RUB</w:t>
+        <w:t xml:space="preserve">0000,5 (восемьдесят пять миллионов шестьсот тысяч) RUB</w:t>
       </w:r>
       <w:r>
         <w:t xml:space="preserve">.</w:t>
@@ -809,7 +1126,7 @@
       </w:r>
       <w:ins w:id="1" w:author="Юрист" w:date="2024-01-01T00:00:00Z">
         <w:r>
-          <w:t xml:space="preserve">Шестьдесят миллионов девятьсот тысяч рублей</w:t>
+          <w:t xml:space="preserve">Двадцать пять миллионов шестьсот тысяч рублей</w:t>
         </w:r>
       </w:ins>
       <w:ins w:id="2" w:author="Юрист" w:date="2024-01-01T00:00:00Z">
@@ -898,7 +1215,7 @@
               <w:t xml:space="preserve">Адрес регистрации: </w:t>
             </w:r>
             <w:r>
-              <w:t xml:space="preserve">190000, г. Санкт-Петербург, пер. Лесная, д. 7, кв. 117</w:t>
+              <w:t xml:space="preserve">620014, г. Екатеринбург, пер. Баумана, д. 38, кв. 19</w:t>
             </w:r>
           </w:p>
           <w:p>
@@ -937,7 +1254,7 @@
               <w:t xml:space="preserve">Тел.: </w:t>
             </w:r>
             <w:r>
-              <w:t xml:space="preserve">+7 (499) 124-72-28</w:t>
+              <w:t xml:space="preserve">+7 (383) 269-69-87</w:t>
             </w:r>
           </w:p>
           <w:p>
@@ -945,7 +1262,7 @@
               <w:t xml:space="preserve">E-mail: </w:t>
             </w:r>
             <w:r>
-              <w:t xml:space="preserve">novikova@mail.ru</w:t>
+              <w:t xml:space="preserve">novikova@bk.ru</w:t>
             </w:r>
           </w:p>
           <w:p/>
@@ -988,7 +1305,7 @@
               <w:t xml:space="preserve">Адрес регистрации: </w:t>
             </w:r>
             <w:r>
-              <w:t xml:space="preserve">344002, г. Ростов-на-Дону, проезд Заречная, д. 45, кв. 130</w:t>
+              <w:t xml:space="preserve">394000, г. Воронеж, проезд Ленинградская, д. 62, кв. 150</w:t>
             </w:r>
           </w:p>
           <w:p>
@@ -1027,7 +1344,7 @@
               <w:t xml:space="preserve">Тел.: </w:t>
             </w:r>
             <w:r>
-              <w:t xml:space="preserve">+7 (499) 105-43-61</w:t>
+              <w:t xml:space="preserve">+7 (495) 504-33-16</w:t>
             </w:r>
           </w:p>
           <w:p>

--- a/tests/corpus_v2/docs/cx_loan_0014.docx
+++ b/tests/corpus_v2/docs/cx_loan_0014.docx
@@ -1164,6 +1164,37 @@
         <w:t xml:space="preserve">.</w:t>
       </w:r>
     </w:p>
+    <w:p>
+      <w:r>
+        <w:rPr>
+          <w:b/>
+        </w:rPr>
+        <w:t xml:space="preserve">6. ОСОБЫЕ УСЛОВИЯ ОТДЕЛЬНЫХ ВИДОВ ДАННЫХ</w:t>
+      </w:r>
+    </w:p>
+    <w:p>
+      <w:r>
+        <w:t xml:space="preserve">6.1. Полномочия представителя подтверждены доверенностью, реестровый номер </w:t>
+      </w:r>
+      <w:r>
+        <w:t xml:space="preserve">78/1445-н/78-2022-12-7</w:t>
+      </w:r>
+      <w:r>
+        <w:t xml:space="preserve">.</w:t>
+      </w:r>
+    </w:p>
+    <w:p>
+      <w:r>
+        <w:t xml:space="preserve">6.2. Для сопоставления в учёте указывается: </w:t>
+      </w:r>
+      <w:r>
+        <w:t xml:space="preserve">ГОСТ Р 52044-2003</w:t>
+      </w:r>
+      <w:r>
+        <w:t xml:space="preserve">.</w:t>
+      </w:r>
+    </w:p>
+    <w:p/>
     <w:p>
       <w:r>
         <w:rPr>

--- a/tests/corpus_v2/docs/cx_loan_0014.docx
+++ b/tests/corpus_v2/docs/cx_loan_0014.docx
@@ -170,7 +170,7 @@
         <w:t xml:space="preserve">Выдача займа производится траншами; </w:t>
       </w:r>
       <w:r>
-        <w:t xml:space="preserve">размер каждого транша</w:t>
+        <w:t xml:space="preserve">количество траншей</w:t>
       </w:r>
       <w:r>
         <w:t xml:space="preserve"> согласуется Сторонами дополнительно.</w:t>
@@ -318,7 +318,7 @@
         <w:t xml:space="preserve">2.4. Порядок выборки: </w:t>
       </w:r>
       <w:r>
-        <w:t xml:space="preserve">количество траншей</w:t>
+        <w:t xml:space="preserve">первый транш</w:t>
       </w:r>
       <w:r>
         <w:t xml:space="preserve"> определяется приложением к Договору.</w:t>
@@ -1174,21 +1174,87 @@
     </w:p>
     <w:p>
       <w:r>
-        <w:t xml:space="preserve">6.1. Полномочия представителя подтверждены доверенностью, реестровый номер </w:t>
-      </w:r>
-      <w:r>
-        <w:t xml:space="preserve">78/1445-н/78-2022-12-7</w:t>
-      </w:r>
-      <w:r>
-        <w:t xml:space="preserve">.</w:t>
-      </w:r>
-    </w:p>
-    <w:p>
-      <w:r>
-        <w:t xml:space="preserve">6.2. Для сопоставления в учёте указывается: </w:t>
-      </w:r>
-      <w:r>
-        <w:t xml:space="preserve">ГОСТ Р 52044-2003</w:t>
+        <w:t xml:space="preserve">6.1. Работы выполняются на основании ранее заключённого Договора № </w:t>
+      </w:r>
+      <w:r>
+        <w:t xml:space="preserve">СУБ-44/2023</w:t>
+      </w:r>
+      <w:r>
+        <w:t xml:space="preserve"> между теми же сторонами.</w:t>
+      </w:r>
+    </w:p>
+    <w:p>
+      <w:r>
+        <w:t xml:space="preserve">6.2. Первичные документы: </w:t>
+      </w:r>
+      <w:r>
+        <w:t xml:space="preserve">лицензия Л035-01298-77/00123456 Рособрнадзора</w:t>
+      </w:r>
+      <w:r>
+        <w:t xml:space="preserve">.</w:t>
+      </w:r>
+    </w:p>
+    <w:p>
+      <w:r>
+        <w:t xml:space="preserve">6.3. Запись о лицензии внесена в реестр за регистрационным номером </w:t>
+      </w:r>
+      <w:r>
+        <w:t xml:space="preserve">895217304</w:t>
+      </w:r>
+      <w:r>
+        <w:t xml:space="preserve">.</w:t>
+      </w:r>
+    </w:p>
+    <w:p>
+      <w:r>
+        <w:t xml:space="preserve">6.4. Внутренний учёт ведётся отдельно: </w:t>
+      </w:r>
+      <w:r>
+        <w:t xml:space="preserve">сведения внесены в реестр, номер записи не присвоен</w:t>
+      </w:r>
+      <w:r>
+        <w:t xml:space="preserve">.</w:t>
+      </w:r>
+    </w:p>
+    <w:p>
+      <w:r>
+        <w:t xml:space="preserve">6.5. Полномочия представителя подтверждены доверенностью, реестровый номер </w:t>
+      </w:r>
+      <w:r>
+        <w:t xml:space="preserve">77/714-н/77-2024-1-502</w:t>
+      </w:r>
+      <w:r>
+        <w:t xml:space="preserve">.</w:t>
+      </w:r>
+    </w:p>
+    <w:p>
+      <w:r>
+        <w:t xml:space="preserve">6.6. Для сопоставления в учёте указывается: </w:t>
+      </w:r>
+      <w:r>
+        <w:t xml:space="preserve">срок действия 12/2024-06/2025</w:t>
+      </w:r>
+      <w:r>
+        <w:t xml:space="preserve">.</w:t>
+      </w:r>
+    </w:p>
+    <w:p>
+      <w:r>
+        <w:t xml:space="preserve">6.7. Решение принято большинством в </w:t>
+      </w:r>
+      <w:r>
+        <w:t xml:space="preserve">40 % уставного капитала</w:t>
+      </w:r>
+      <w:r>
+        <w:t xml:space="preserve"> от общего числа голосов членов совета директоров.</w:t>
+      </w:r>
+    </w:p>
+    <w:p>
+      <w:r>
+        <w:t xml:space="preserve">6.8. Кворум определяется уставом: </w:t>
+      </w:r>
+      <w:r>
+        <w:t xml:space="preserve">большинством в две трети голосов</w:t>
       </w:r>
       <w:r>
         <w:t xml:space="preserve">.</w:t>

--- a/tests/corpus_v2/docs/cx_loan_0014.docx
+++ b/tests/corpus_v2/docs/cx_loan_0014.docx
@@ -1255,6 +1255,28 @@
       </w:r>
       <w:r>
         <w:t xml:space="preserve">большинством в две трети голосов</w:t>
+      </w:r>
+      <w:r>
+        <w:t xml:space="preserve">.</w:t>
+      </w:r>
+    </w:p>
+    <w:p>
+      <w:r>
+        <w:t xml:space="preserve">6.9. Финансирование предоставляется частями; первым выбирается </w:t>
+      </w:r>
+      <w:r>
+        <w:t xml:space="preserve">транш «Северная очередь»</w:t>
+      </w:r>
+      <w:r>
+        <w:t xml:space="preserve"> согласно графику выборки.</w:t>
+      </w:r>
+    </w:p>
+    <w:p>
+      <w:r>
+        <w:t xml:space="preserve">6.10. Порядок дальнейшей выборки: </w:t>
+      </w:r>
+      <w:r>
+        <w:t xml:space="preserve">программа «Со-единение» благотворительного фонда</w:t>
       </w:r>
       <w:r>
         <w:t xml:space="preserve">.</w:t>

--- a/tests/corpus_v2/docs/cx_loan_0014.docx
+++ b/tests/corpus_v2/docs/cx_loan_0014.docx
@@ -170,7 +170,7 @@
         <w:t xml:space="preserve">Выдача займа производится траншами; </w:t>
       </w:r>
       <w:r>
-        <w:t xml:space="preserve">количество траншей</w:t>
+        <w:t xml:space="preserve">размер каждого транша</w:t>
       </w:r>
       <w:r>
         <w:t xml:space="preserve"> согласуется Сторонами дополнительно.</w:t>
@@ -318,7 +318,7 @@
         <w:t xml:space="preserve">2.4. Порядок выборки: </w:t>
       </w:r>
       <w:r>
-        <w:t xml:space="preserve">первый транш</w:t>
+        <w:t xml:space="preserve">количество траншей</w:t>
       </w:r>
       <w:r>
         <w:t xml:space="preserve"> определяется приложением к Договору.</w:t>

--- a/tests/corpus_v2/docs/cx_loan_0014.docx
+++ b/tests/corpus_v2/docs/cx_loan_0014.docx
@@ -1174,10 +1174,32 @@
     </w:p>
     <w:p>
       <w:r>
-        <w:t xml:space="preserve">6.1. Работы выполняются на основании ранее заключённого Договора № </w:t>
-      </w:r>
-      <w:r>
-        <w:t xml:space="preserve">СУБ-44/2023</w:t>
+        <w:t xml:space="preserve">6.1. Стороны ранее заключили </w:t>
+      </w:r>
+      <w:r>
+        <w:t xml:space="preserve">договор поставки</w:t>
+      </w:r>
+      <w:r>
+        <w:t xml:space="preserve"> на сопоставимых условиях.</w:t>
+      </w:r>
+    </w:p>
+    <w:p>
+      <w:r>
+        <w:t xml:space="preserve">6.2. Прочие условия: </w:t>
+      </w:r>
+      <w:r>
+        <w:t xml:space="preserve">реквизиты первичных документов приведены в приложении</w:t>
+      </w:r>
+      <w:r>
+        <w:t xml:space="preserve">.</w:t>
+      </w:r>
+    </w:p>
+    <w:p>
+      <w:r>
+        <w:t xml:space="preserve">6.3. Работы выполняются на основании ранее заключённого Договора № </w:t>
+      </w:r>
+      <w:r>
+        <w:t xml:space="preserve">17595/001-сс</w:t>
       </w:r>
       <w:r>
         <w:t xml:space="preserve"> между теми же сторонами.</w:t>
@@ -1185,29 +1207,73 @@
     </w:p>
     <w:p>
       <w:r>
-        <w:t xml:space="preserve">6.2. Первичные документы: </w:t>
-      </w:r>
-      <w:r>
-        <w:t xml:space="preserve">лицензия Л035-01298-77/00123456 Рособрнадзора</w:t>
-      </w:r>
-      <w:r>
-        <w:t xml:space="preserve">.</w:t>
-      </w:r>
-    </w:p>
-    <w:p>
-      <w:r>
-        <w:t xml:space="preserve">6.3. Запись о лицензии внесена в реестр за регистрационным номером </w:t>
-      </w:r>
-      <w:r>
-        <w:t xml:space="preserve">895217304</w:t>
-      </w:r>
-      <w:r>
-        <w:t xml:space="preserve">.</w:t>
-      </w:r>
-    </w:p>
-    <w:p>
-      <w:r>
-        <w:t xml:space="preserve">6.4. Внутренний учёт ведётся отдельно: </w:t>
+        <w:t xml:space="preserve">6.4. Первичные документы: </w:t>
+      </w:r>
+      <w:r>
+        <w:t xml:space="preserve">как указано в пункте 4.2 настоящего Договора</w:t>
+      </w:r>
+      <w:r>
+        <w:t xml:space="preserve">.</w:t>
+      </w:r>
+    </w:p>
+    <w:p>
+      <w:r>
+        <w:t xml:space="preserve">6.5. Паспорт гражданина Российской Федерации выдан </w:t>
+      </w:r>
+      <w:r>
+        <w:t xml:space="preserve">УМВД России по Владимирской области</w:t>
+      </w:r>
+      <w:r>
+        <w:t xml:space="preserve">, паспорт предъявлен при подписании.</w:t>
+      </w:r>
+    </w:p>
+    <w:p>
+      <w:r>
+        <w:t xml:space="preserve">6.6. Сопутствующие сведения: </w:t>
+      </w:r>
+      <w:r>
+        <w:t xml:space="preserve">паспорт выдан, реквизиты приведены в приложении</w:t>
+      </w:r>
+      <w:r>
+        <w:t xml:space="preserve">.</w:t>
+      </w:r>
+    </w:p>
+    <w:p>
+      <w:r>
+        <w:t xml:space="preserve">6.7. Запись о государственной регистрации внесена регистрирующим органом: </w:t>
+      </w:r>
+      <w:r>
+        <w:t xml:space="preserve">МИФНС России № 15 по Санкт-Петербургу</w:t>
+      </w:r>
+      <w:r>
+        <w:t xml:space="preserve">.</w:t>
+      </w:r>
+    </w:p>
+    <w:p>
+      <w:r>
+        <w:t xml:space="preserve">6.8. Общие сведения о регистрации: </w:t>
+      </w:r>
+      <w:r>
+        <w:t xml:space="preserve">сведения о юридическом лице содержатся в ЕГРЮЛ</w:t>
+      </w:r>
+      <w:r>
+        <w:t xml:space="preserve">.</w:t>
+      </w:r>
+    </w:p>
+    <w:p>
+      <w:r>
+        <w:t xml:space="preserve">6.9. Запись о лицензии внесена в реестр за регистрационным номером </w:t>
+      </w:r>
+      <w:r>
+        <w:t xml:space="preserve">731004592</w:t>
+      </w:r>
+      <w:r>
+        <w:t xml:space="preserve">.</w:t>
+      </w:r>
+    </w:p>
+    <w:p>
+      <w:r>
+        <w:t xml:space="preserve">6.10. Внутренний учёт ведётся отдельно: </w:t>
       </w:r>
       <w:r>
         <w:t xml:space="preserve">сведения внесены в реестр, номер записи не присвоен</w:t>
@@ -1218,32 +1284,32 @@
     </w:p>
     <w:p>
       <w:r>
-        <w:t xml:space="preserve">6.5. Полномочия представителя подтверждены доверенностью, реестровый номер </w:t>
-      </w:r>
-      <w:r>
-        <w:t xml:space="preserve">77/714-н/77-2024-1-502</w:t>
-      </w:r>
-      <w:r>
-        <w:t xml:space="preserve">.</w:t>
-      </w:r>
-    </w:p>
-    <w:p>
-      <w:r>
-        <w:t xml:space="preserve">6.6. Для сопоставления в учёте указывается: </w:t>
-      </w:r>
-      <w:r>
-        <w:t xml:space="preserve">срок действия 12/2024-06/2025</w:t>
-      </w:r>
-      <w:r>
-        <w:t xml:space="preserve">.</w:t>
-      </w:r>
-    </w:p>
-    <w:p>
-      <w:r>
-        <w:t xml:space="preserve">6.7. Решение принято большинством в </w:t>
-      </w:r>
-      <w:r>
-        <w:t xml:space="preserve">40 % уставного капитала</w:t>
+        <w:t xml:space="preserve">6.11. Полномочия представителя подтверждены доверенностью, реестровый номер </w:t>
+      </w:r>
+      <w:r>
+        <w:t xml:space="preserve">78/1445-н/78-2022-12-7</w:t>
+      </w:r>
+      <w:r>
+        <w:t xml:space="preserve">.</w:t>
+      </w:r>
+    </w:p>
+    <w:p>
+      <w:r>
+        <w:t xml:space="preserve">6.12. Для сопоставления в учёте указывается: </w:t>
+      </w:r>
+      <w:r>
+        <w:t xml:space="preserve">пп. 4/5-1 и 7/2-3 Правил страхования</w:t>
+      </w:r>
+      <w:r>
+        <w:t xml:space="preserve">.</w:t>
+      </w:r>
+    </w:p>
+    <w:p>
+      <w:r>
+        <w:t xml:space="preserve">6.13. Решение принято большинством в </w:t>
+      </w:r>
+      <w:r>
+        <w:t xml:space="preserve">9 % уставного капитала общества</w:t>
       </w:r>
       <w:r>
         <w:t xml:space="preserve"> от общего числа голосов членов совета директоров.</w:t>
@@ -1251,7 +1317,7 @@
     </w:p>
     <w:p>
       <w:r>
-        <w:t xml:space="preserve">6.8. Кворум определяется уставом: </w:t>
+        <w:t xml:space="preserve">6.14. Кворум определяется уставом: </w:t>
       </w:r>
       <w:r>
         <w:t xml:space="preserve">большинством в две трети голосов</w:t>
@@ -1262,10 +1328,10 @@
     </w:p>
     <w:p>
       <w:r>
-        <w:t xml:space="preserve">6.9. Финансирование предоставляется частями; первым выбирается </w:t>
-      </w:r>
-      <w:r>
-        <w:t xml:space="preserve">транш «Северная очередь»</w:t>
+        <w:t xml:space="preserve">6.15. Финансирование предоставляется частями; первым выбирается </w:t>
+      </w:r>
+      <w:r>
+        <w:t xml:space="preserve">транш «Со-единения»</w:t>
       </w:r>
       <w:r>
         <w:t xml:space="preserve"> согласно графику выборки.</w:t>
@@ -1273,7 +1339,7 @@
     </w:p>
     <w:p>
       <w:r>
-        <w:t xml:space="preserve">6.10. Порядок дальнейшей выборки: </w:t>
+        <w:t xml:space="preserve">6.16. Порядок дальнейшей выборки: </w:t>
       </w:r>
       <w:r>
         <w:t xml:space="preserve">программа «Со-единение» благотворительного фонда</w:t>

--- a/tests/corpus_v2/docs/cx_loan_0014.docx
+++ b/tests/corpus_v2/docs/cx_loan_0014.docx
@@ -39,7 +39,7 @@
         <w:t xml:space="preserve">     </w:t>
       </w:r>
       <w:r>
-        <w:t xml:space="preserve">10 декабря 2023 г.</w:t>
+        <w:t xml:space="preserve">10 декабря 2023 года</w:t>
       </w:r>
     </w:p>
     <w:p/>
